--- a/docs/Guida-team-marketing.docx
+++ b/docs/Guida-team-marketing.docx
@@ -1,14 +1,19 @@
 
 <file path=word/document.xml><?xml version="1.0" encoding="utf-8"?>
-<w:document xmlns:wpc="http://schemas.microsoft.com/office/word/2010/wordprocessingCanvas" xmlns:mc="http://schemas.openxmlformats.org/markup-compatibility/2006" xmlns:o="urn:schemas-microsoft-com:office:office" xmlns:r="http://schemas.openxmlformats.org/officeDocument/2006/relationships" xmlns:m="http://schemas.openxmlformats.org/officeDocument/2006/math" xmlns:v="urn:schemas-microsoft-com:vml" xmlns:wp14="http://schemas.microsoft.com/office/word/2010/wordprocessingDrawing" xmlns:wp="http://schemas.openxmlformats.org/drawingml/2006/wordprocessingDrawing" xmlns:w10="urn:schemas-microsoft-com:office:word" xmlns:w="http://schemas.openxmlformats.org/wordprocessingml/2006/main" xmlns:w14="http://schemas.microsoft.com/office/word/2010/wordml" xmlns:w15="http://schemas.microsoft.com/office/word/2012/wordml" xmlns:wpg="http://schemas.microsoft.com/office/word/2010/wordprocessingGroup" xmlns:wpi="http://schemas.microsoft.com/office/word/2010/wordprocessingInk" xmlns:wne="http://schemas.microsoft.com/office/word/2006/wordml" xmlns:wps="http://schemas.microsoft.com/office/word/2010/wordprocessingShape" xmlns:cx="http://schemas.microsoft.com/office/drawing/2014/chartex" xmlns:cx1="http://schemas.microsoft.com/office/drawing/2015/9/8/chartex" xmlns:cx2="http://schemas.microsoft.com/office/drawing/2015/10/21/chartex" xmlns:cx3="http://schemas.microsoft.com/office/drawing/2016/5/9/chartex" xmlns:cx4="http://schemas.microsoft.com/office/drawing/2016/5/10/chartex" xmlns:cx5="http://schemas.microsoft.com/office/drawing/2016/5/11/chartex" xmlns:cx6="http://schemas.microsoft.com/office/drawing/2016/5/12/chartex" xmlns:cx7="http://schemas.microsoft.com/office/drawing/2016/5/13/chartex" xmlns:cx8="http://schemas.microsoft.com/office/drawing/2016/5/14/chartex" xmlns:aink="http://schemas.microsoft.com/office/drawing/2016/ink" xmlns:am3d="http://schemas.microsoft.com/office/drawing/2017/model3d" xmlns:w16cex="http://schemas.microsoft.com/office/word/2018/wordml/cex" xmlns:w16cid="http://schemas.microsoft.com/office/word/2016/wordml/cid" xmlns:w16="http://schemas.microsoft.com/office/word/2018/wordml" xmlns:w16sdtdh="http://schemas.microsoft.com/office/word/2020/wordml/sdtdatahash" xmlns:w16se="http://schemas.microsoft.com/office/word/2015/wordml/symex" mc:Ignorable="w14 w15 wp14">
+<w:document xmlns:wpc="http://schemas.microsoft.com/office/word/2010/wordprocessingCanvas" xmlns:cx="http://schemas.microsoft.com/office/drawing/2014/chartex" xmlns:cx1="http://schemas.microsoft.com/office/drawing/2015/9/8/chartex" xmlns:cx2="http://schemas.microsoft.com/office/drawing/2015/10/21/chartex" xmlns:cx3="http://schemas.microsoft.com/office/drawing/2016/5/9/chartex" xmlns:cx4="http://schemas.microsoft.com/office/drawing/2016/5/10/chartex" xmlns:cx5="http://schemas.microsoft.com/office/drawing/2016/5/11/chartex" xmlns:cx6="http://schemas.microsoft.com/office/drawing/2016/5/12/chartex" xmlns:cx7="http://schemas.microsoft.com/office/drawing/2016/5/13/chartex" xmlns:cx8="http://schemas.microsoft.com/office/drawing/2016/5/14/chartex" xmlns:mc="http://schemas.openxmlformats.org/markup-compatibility/2006" xmlns:aink="http://schemas.microsoft.com/office/drawing/2016/ink" xmlns:am3d="http://schemas.microsoft.com/office/drawing/2017/model3d" xmlns:o="urn:schemas-microsoft-com:office:office" xmlns:oel="http://schemas.microsoft.com/office/2019/extlst" xmlns:r="http://schemas.openxmlformats.org/officeDocument/2006/relationships" xmlns:m="http://schemas.openxmlformats.org/officeDocument/2006/math" xmlns:v="urn:schemas-microsoft-com:vml" xmlns:wp14="http://schemas.microsoft.com/office/word/2010/wordprocessingDrawing" xmlns:wp="http://schemas.openxmlformats.org/drawingml/2006/wordprocessingDrawing" xmlns:w10="urn:schemas-microsoft-com:office:word" xmlns:w="http://schemas.openxmlformats.org/wordprocessingml/2006/main" xmlns:w14="http://schemas.microsoft.com/office/word/2010/wordml" xmlns:w15="http://schemas.microsoft.com/office/word/2012/wordml" xmlns:w16cex="http://schemas.microsoft.com/office/word/2018/wordml/cex" xmlns:w16cid="http://schemas.microsoft.com/office/word/2016/wordml/cid" xmlns:w16="http://schemas.microsoft.com/office/word/2018/wordml" xmlns:w16du="http://schemas.microsoft.com/office/word/2023/wordml/word16du" xmlns:w16sdtdh="http://schemas.microsoft.com/office/word/2020/wordml/sdtdatahash" xmlns:w16sdtfl="http://schemas.microsoft.com/office/word/2024/wordml/sdtformatlock" xmlns:w16se="http://schemas.microsoft.com/office/word/2015/wordml/symex" xmlns:wpg="http://schemas.microsoft.com/office/word/2010/wordprocessingGroup" xmlns:wpi="http://schemas.microsoft.com/office/word/2010/wordprocessingInk" xmlns:wne="http://schemas.microsoft.com/office/word/2006/wordml" xmlns:wps="http://schemas.microsoft.com/office/word/2010/wordprocessingShape" mc:Ignorable="w14 w15 w16se w16cid w16 w16cex w16sdtdh w16sdtfl w16du wp14">
   <w:body>
     <w:p>
       <w:pPr>
-        <w:pStyle w:val="Title"/>
-      </w:pPr>
-      <w:r>
-        <w:t xml:space="preserve">Automazioni Marketing Doxee</w:t>
-      </w:r>
+        <w:pStyle w:val="Titolo"/>
+      </w:pPr>
+      <w:r>
+        <w:t xml:space="preserve">Automazioni Marketing </w:t>
+      </w:r>
+      <w:proofErr w:type="spellStart"/>
+      <w:r>
+        <w:t>Doxee</w:t>
+      </w:r>
+      <w:proofErr w:type="spellEnd"/>
     </w:p>
     <w:p>
       <w:pPr>
@@ -20,7 +25,7 @@
           <w:sz w:val="24"/>
           <w:szCs w:val="24"/>
         </w:rPr>
-        <w:t xml:space="preserve">Guida rapida per il team — installare e usare con l’aiuto di Claude</w:t>
+        <w:t>Guida rapida per il team — installare e usare con l’aiuto di Claude</w:t>
       </w:r>
     </w:p>
     <w:p>
@@ -35,43 +40,54 @@
           <w:b/>
           <w:bCs/>
         </w:rPr>
-        <w:t xml:space="preserve">Non serve essere tecnici</w:t>
-      </w:r>
-      <w:r>
-        <w:t xml:space="preserve">: Claude fa quasi tutto il lavoro. A te resta un solo click per avviare il programma.</w:t>
+        <w:t>Non serve essere tecnici</w:t>
+      </w:r>
+      <w:r>
+        <w:t>: Claude fa quasi tutto il lavoro. A te resta un solo click per avviare il programma.</w:t>
       </w:r>
     </w:p>
     <w:tbl>
       <w:tblPr>
-        <w:tblW w:type="dxa" w:w="9026"/>
+        <w:tblW w:w="9026" w:type="dxa"/>
         <w:tblBorders>
-          <w:top w:val="single" w:color="auto" w:sz="4"/>
-          <w:left w:val="single" w:color="auto" w:sz="4"/>
-          <w:bottom w:val="single" w:color="auto" w:sz="4"/>
-          <w:right w:val="single" w:color="auto" w:sz="4"/>
-          <w:insideH w:val="single" w:color="auto" w:sz="4"/>
-          <w:insideV w:val="single" w:color="auto" w:sz="4"/>
+          <w:top w:val="single" w:sz="4" w:space="0" w:color="auto"/>
+          <w:left w:val="single" w:sz="4" w:space="0" w:color="auto"/>
+          <w:bottom w:val="single" w:sz="4" w:space="0" w:color="auto"/>
+          <w:right w:val="single" w:sz="4" w:space="0" w:color="auto"/>
+          <w:insideH w:val="single" w:sz="4" w:space="0" w:color="auto"/>
+          <w:insideV w:val="single" w:sz="4" w:space="0" w:color="auto"/>
         </w:tblBorders>
+        <w:tblCellMar>
+          <w:left w:w="10" w:type="dxa"/>
+          <w:right w:w="10" w:type="dxa"/>
+        </w:tblCellMar>
+        <w:tblLook w:val="0000" w:firstRow="0" w:lastRow="0" w:firstColumn="0" w:lastColumn="0" w:noHBand="0" w:noVBand="0"/>
       </w:tblPr>
       <w:tblGrid>
         <w:gridCol w:w="9026"/>
       </w:tblGrid>
       <w:tr>
+        <w:tblPrEx>
+          <w:tblCellMar>
+            <w:top w:w="0" w:type="dxa"/>
+            <w:bottom w:w="0" w:type="dxa"/>
+          </w:tblCellMar>
+        </w:tblPrEx>
         <w:tc>
           <w:tcPr>
-            <w:tcW w:type="dxa" w:w="9026"/>
+            <w:tcW w:w="9026" w:type="dxa"/>
             <w:tcBorders>
-              <w:top w:val="single" w:color="BFBFBF" w:sz="1"/>
-              <w:left w:val="single" w:color="BFBFBF" w:sz="1"/>
-              <w:bottom w:val="single" w:color="BFBFBF" w:sz="1"/>
-              <w:right w:val="single" w:color="BFBFBF" w:sz="1"/>
+              <w:top w:val="single" w:sz="1" w:space="0" w:color="BFBFBF"/>
+              <w:left w:val="single" w:sz="1" w:space="0" w:color="BFBFBF"/>
+              <w:bottom w:val="single" w:sz="1" w:space="0" w:color="BFBFBF"/>
+              <w:right w:val="single" w:sz="1" w:space="0" w:color="BFBFBF"/>
             </w:tcBorders>
-            <w:shd w:fill="D5E8F0" w:val="clear"/>
+            <w:shd w:val="clear" w:color="auto" w:fill="D5E8F0"/>
             <w:tcMar>
-              <w:top w:type="dxa" w:w="120"/>
-              <w:left w:type="dxa" w:w="160"/>
-              <w:bottom w:type="dxa" w:w="120"/>
-              <w:right w:type="dxa" w:w="160"/>
+              <w:top w:w="120" w:type="dxa"/>
+              <w:left w:w="160" w:type="dxa"/>
+              <w:bottom w:w="120" w:type="dxa"/>
+              <w:right w:w="160" w:type="dxa"/>
             </w:tcMar>
           </w:tcPr>
           <w:p>
@@ -84,7 +100,7 @@
                 <w:bCs/>
                 <w:color w:val="1F4E79"/>
               </w:rPr>
-              <w:t xml:space="preserve">In due righe</w:t>
+              <w:t>In due righe</w:t>
             </w:r>
           </w:p>
           <w:p>
@@ -99,7 +115,7 @@
               <w:t xml:space="preserve">1. </w:t>
             </w:r>
             <w:r>
-              <w:t xml:space="preserve">Fai scaricare e configurare il progetto a Claude.</w:t>
+              <w:t>Fai scaricare e configurare il progetto a Claude.</w:t>
             </w:r>
           </w:p>
           <w:p>
@@ -114,7 +130,7 @@
               <w:t xml:space="preserve">2. </w:t>
             </w:r>
             <w:r>
-              <w:t xml:space="preserve">Doppio click sul file di avvio. Si apre il browser. Fine.</w:t>
+              <w:t>Doppio click sul file di avvio. Si apre il browser. Fine.</w:t>
             </w:r>
           </w:p>
         </w:tc>
@@ -124,21 +140,18 @@
       <w:pPr>
         <w:spacing w:after="120"/>
       </w:pPr>
-      <w:r>
-        <w:t xml:space="preserve"/>
-      </w:r>
-    </w:p>
-    <w:p>
-      <w:pPr>
-        <w:pStyle w:val="Heading1"/>
-      </w:pPr>
-      <w:r>
-        <w:t xml:space="preserve">Cosa ti serve (una volta sola)</w:t>
-      </w:r>
-    </w:p>
-    <w:p>
-      <w:pPr>
-        <w:pStyle w:val="ListParagraph"/>
+    </w:p>
+    <w:p>
+      <w:pPr>
+        <w:pStyle w:val="Titolo1"/>
+      </w:pPr>
+      <w:r>
+        <w:t>Cosa ti serve (una volta sola)</w:t>
+      </w:r>
+    </w:p>
+    <w:p>
+      <w:pPr>
+        <w:pStyle w:val="Paragrafoelenco"/>
         <w:numPr>
           <w:ilvl w:val="0"/>
           <w:numId w:val="2"/>
@@ -146,12 +159,12 @@
         <w:spacing w:after="80"/>
       </w:pPr>
       <w:r>
-        <w:t xml:space="preserve">Un computer Mac o Windows.</w:t>
-      </w:r>
-    </w:p>
-    <w:p>
-      <w:pPr>
-        <w:pStyle w:val="ListParagraph"/>
+        <w:t>Un computer Mac o Windows.</w:t>
+      </w:r>
+    </w:p>
+    <w:p>
+      <w:pPr>
+        <w:pStyle w:val="Paragrafoelenco"/>
         <w:numPr>
           <w:ilvl w:val="0"/>
           <w:numId w:val="2"/>
@@ -159,22 +172,30 @@
         <w:spacing w:after="80"/>
       </w:pPr>
       <w:r>
-        <w:t xml:space="preserve">Claude (Cowork) — </w:t>
+        <w:t>Claude (</w:t>
+      </w:r>
+      <w:proofErr w:type="spellStart"/>
+      <w:r>
+        <w:t>Cowork</w:t>
+      </w:r>
+      <w:proofErr w:type="spellEnd"/>
+      <w:r>
+        <w:t xml:space="preserve">) — </w:t>
       </w:r>
       <w:r>
         <w:rPr>
           <w:b/>
           <w:bCs/>
         </w:rPr>
-        <w:t xml:space="preserve">ce l’hai già</w:t>
-      </w:r>
-      <w:r>
-        <w:t xml:space="preserve">.</w:t>
-      </w:r>
-    </w:p>
-    <w:p>
-      <w:pPr>
-        <w:pStyle w:val="ListParagraph"/>
+        <w:t>ce l’hai già</w:t>
+      </w:r>
+      <w:r>
+        <w:t>.</w:t>
+      </w:r>
+    </w:p>
+    <w:p>
+      <w:pPr>
+        <w:pStyle w:val="Paragrafoelenco"/>
         <w:numPr>
           <w:ilvl w:val="0"/>
           <w:numId w:val="2"/>
@@ -182,30 +203,26 @@
         <w:spacing w:after="80"/>
       </w:pPr>
       <w:r>
-        <w:t xml:space="preserve">Le credenziali del tool che vuoi usare (token / password). Le chiedi a </w:t>
-      </w:r>
-      <w:r>
-        <w:rPr>
-          <w:b/>
-          <w:bCs/>
-        </w:rPr>
-        <w:t xml:space="preserve">acestari@doxee.com</w:t>
-      </w:r>
-      <w:r>
-        <w:t xml:space="preserve">, che te le passa tramite il password manager aziendale.</w:t>
-      </w:r>
-    </w:p>
-    <w:p>
-      <w:pPr>
-        <w:pStyle w:val="Heading1"/>
-      </w:pPr>
-      <w:r>
-        <w:t xml:space="preserve">1.  Fai scaricare il progetto a Claude</w:t>
-      </w:r>
-    </w:p>
-    <w:p>
-      <w:pPr>
-        <w:pStyle w:val="ListParagraph"/>
+        <w:t xml:space="preserve">Le credenziali del tool che vuoi usare (token / password). </w:t>
+      </w:r>
+      <w:r>
+        <w:t>Le puoi trovare nel repository password del team Marketing a cui devi chiedere accesso (1Password)</w:t>
+      </w:r>
+      <w:r>
+        <w:t>.</w:t>
+      </w:r>
+    </w:p>
+    <w:p>
+      <w:pPr>
+        <w:pStyle w:val="Titolo1"/>
+      </w:pPr>
+      <w:r>
+        <w:t>1.  Fai scaricare il progetto a Claude</w:t>
+      </w:r>
+    </w:p>
+    <w:p>
+      <w:pPr>
+        <w:pStyle w:val="Paragrafoelenco"/>
         <w:numPr>
           <w:ilvl w:val="0"/>
           <w:numId w:val="3"/>
@@ -213,12 +230,12 @@
         <w:spacing w:after="80"/>
       </w:pPr>
       <w:r>
-        <w:t xml:space="preserve">Apri Claude e collega una cartella del tuo computer dove tenere il progetto (per esempio la Scrivania).</w:t>
-      </w:r>
-    </w:p>
-    <w:p>
-      <w:pPr>
-        <w:pStyle w:val="ListParagraph"/>
+        <w:t>Apri Claude e collega una cartella del tuo computer dove tenere il progetto (per esempio la Scrivania).</w:t>
+      </w:r>
+    </w:p>
+    <w:p>
+      <w:pPr>
+        <w:pStyle w:val="Paragrafoelenco"/>
         <w:numPr>
           <w:ilvl w:val="0"/>
           <w:numId w:val="3"/>
@@ -226,40 +243,51 @@
         <w:spacing w:after="80"/>
       </w:pPr>
       <w:r>
-        <w:t xml:space="preserve">Incolla a Claude questo messaggio (sostituisci il nome del tool):</w:t>
+        <w:t>Incolla a Claude questo messaggio (sostituisci il nome del tool):</w:t>
       </w:r>
     </w:p>
     <w:tbl>
       <w:tblPr>
-        <w:tblW w:type="dxa" w:w="9026"/>
+        <w:tblW w:w="9026" w:type="dxa"/>
         <w:tblBorders>
-          <w:top w:val="single" w:color="auto" w:sz="4"/>
-          <w:left w:val="single" w:color="auto" w:sz="4"/>
-          <w:bottom w:val="single" w:color="auto" w:sz="4"/>
-          <w:right w:val="single" w:color="auto" w:sz="4"/>
-          <w:insideH w:val="single" w:color="auto" w:sz="4"/>
-          <w:insideV w:val="single" w:color="auto" w:sz="4"/>
+          <w:top w:val="single" w:sz="4" w:space="0" w:color="auto"/>
+          <w:left w:val="single" w:sz="4" w:space="0" w:color="auto"/>
+          <w:bottom w:val="single" w:sz="4" w:space="0" w:color="auto"/>
+          <w:right w:val="single" w:sz="4" w:space="0" w:color="auto"/>
+          <w:insideH w:val="single" w:sz="4" w:space="0" w:color="auto"/>
+          <w:insideV w:val="single" w:sz="4" w:space="0" w:color="auto"/>
         </w:tblBorders>
+        <w:tblCellMar>
+          <w:left w:w="10" w:type="dxa"/>
+          <w:right w:w="10" w:type="dxa"/>
+        </w:tblCellMar>
+        <w:tblLook w:val="0000" w:firstRow="0" w:lastRow="0" w:firstColumn="0" w:lastColumn="0" w:noHBand="0" w:noVBand="0"/>
       </w:tblPr>
       <w:tblGrid>
         <w:gridCol w:w="9026"/>
       </w:tblGrid>
       <w:tr>
+        <w:tblPrEx>
+          <w:tblCellMar>
+            <w:top w:w="0" w:type="dxa"/>
+            <w:bottom w:w="0" w:type="dxa"/>
+          </w:tblCellMar>
+        </w:tblPrEx>
         <w:tc>
           <w:tcPr>
-            <w:tcW w:type="dxa" w:w="9026"/>
+            <w:tcW w:w="9026" w:type="dxa"/>
             <w:tcBorders>
-              <w:top w:val="single" w:color="BFBFBF" w:sz="1"/>
-              <w:left w:val="single" w:color="BFBFBF" w:sz="1"/>
-              <w:bottom w:val="single" w:color="BFBFBF" w:sz="1"/>
-              <w:right w:val="single" w:color="BFBFBF" w:sz="1"/>
+              <w:top w:val="single" w:sz="1" w:space="0" w:color="BFBFBF"/>
+              <w:left w:val="single" w:sz="1" w:space="0" w:color="BFBFBF"/>
+              <w:bottom w:val="single" w:sz="1" w:space="0" w:color="BFBFBF"/>
+              <w:right w:val="single" w:sz="1" w:space="0" w:color="BFBFBF"/>
             </w:tcBorders>
-            <w:shd w:fill="D5E8F0" w:val="clear"/>
+            <w:shd w:val="clear" w:color="auto" w:fill="D5E8F0"/>
             <w:tcMar>
-              <w:top w:type="dxa" w:w="120"/>
-              <w:left w:type="dxa" w:w="160"/>
-              <w:bottom w:type="dxa" w:w="120"/>
-              <w:right w:type="dxa" w:w="160"/>
+              <w:top w:w="120" w:type="dxa"/>
+              <w:left w:w="160" w:type="dxa"/>
+              <w:bottom w:w="120" w:type="dxa"/>
+              <w:right w:w="160" w:type="dxa"/>
             </w:tcMar>
           </w:tcPr>
           <w:p>
@@ -272,7 +300,7 @@
                 <w:bCs/>
                 <w:color w:val="1F4E79"/>
               </w:rPr>
-              <w:t xml:space="preserve">Messaggio da incollare a Claude</w:t>
+              <w:t>Messaggio da incollare a Claude</w:t>
             </w:r>
           </w:p>
           <w:p>
@@ -286,20 +314,58 @@
               </w:rPr>
               <w:t xml:space="preserve">«Scarica la repo </w:t>
             </w:r>
-            <w:hyperlink w:history="1" r:id="rId240uugdzuk4pjcn1-vpn3">
+            <w:hyperlink r:id="rId7" w:history="1">
               <w:r>
                 <w:rPr>
-                  <w:rStyle w:val="Hyperlink"/>
+                  <w:rStyle w:val="Collegamentoipertestuale"/>
                 </w:rPr>
-                <w:t xml:space="preserve">github.com/Doxee-Marketing/marketing-automation</w:t>
+                <w:t>github.com/</w:t>
               </w:r>
+              <w:proofErr w:type="spellStart"/>
+              <w:r>
+                <w:rPr>
+                  <w:rStyle w:val="Collegamentoipertestuale"/>
+                </w:rPr>
+                <w:t>Doxee</w:t>
+              </w:r>
+              <w:proofErr w:type="spellEnd"/>
+              <w:r>
+                <w:rPr>
+                  <w:rStyle w:val="Collegamentoipertestuale"/>
+                </w:rPr>
+                <w:t>-Marketing/marketing-</w:t>
+              </w:r>
+              <w:proofErr w:type="spellStart"/>
+              <w:r>
+                <w:rPr>
+                  <w:rStyle w:val="Collegamentoipertestuale"/>
+                </w:rPr>
+                <w:t>automation</w:t>
+              </w:r>
+              <w:proofErr w:type="spellEnd"/>
             </w:hyperlink>
             <w:r>
               <w:rPr>
                 <w:i/>
                 <w:iCs/>
               </w:rPr>
-              <w:t xml:space="preserve"> in questa cartella e configura il tool [es. LeadCleaner] seguendo il suo README. Quando ti serve il token o la password, chiedimeli.»</w:t>
+              <w:t xml:space="preserve"> in questa cartella e configura il tool [es. </w:t>
+            </w:r>
+            <w:proofErr w:type="spellStart"/>
+            <w:r>
+              <w:rPr>
+                <w:i/>
+                <w:iCs/>
+              </w:rPr>
+              <w:t>LeadCleaner</w:t>
+            </w:r>
+            <w:proofErr w:type="spellEnd"/>
+            <w:r>
+              <w:rPr>
+                <w:i/>
+                <w:iCs/>
+              </w:rPr>
+              <w:t>] seguendo il suo README. Quando ti serve il token o la password, chiedimeli.»</w:t>
             </w:r>
           </w:p>
         </w:tc>
@@ -307,7 +373,7 @@
     </w:tbl>
     <w:p>
       <w:pPr>
-        <w:pStyle w:val="ListParagraph"/>
+        <w:pStyle w:val="Paragrafoelenco"/>
         <w:numPr>
           <w:ilvl w:val="0"/>
           <w:numId w:val="3"/>
@@ -315,12 +381,12 @@
         <w:spacing w:after="80"/>
       </w:pPr>
       <w:r>
-        <w:t xml:space="preserve">Claude scarica tutto, prepara la configurazione e ti chiede le credenziali quando servono (quelle che hai dal password manager).</w:t>
-      </w:r>
-    </w:p>
-    <w:p>
-      <w:pPr>
-        <w:pStyle w:val="ListParagraph"/>
+        <w:t>Claude scarica tutto, prepara la configurazione e ti chiede le credenziali quando servono (quelle che hai dal password manager).</w:t>
+      </w:r>
+    </w:p>
+    <w:p>
+      <w:pPr>
+        <w:pStyle w:val="Paragrafoelenco"/>
         <w:numPr>
           <w:ilvl w:val="0"/>
           <w:numId w:val="3"/>
@@ -328,15 +394,31 @@
         <w:spacing w:after="80"/>
       </w:pPr>
       <w:r>
-        <w:t xml:space="preserve">Se sul tuo computer manca qualcosa (Git o Python), Claude te lo dice e ti guida passo passo. Se l’installazione è bloccata dall’IT aziendale, chiedi all’IT di installarlo: sono strumenti standard e approvati.</w:t>
-      </w:r>
-    </w:p>
-    <w:p>
-      <w:pPr>
-        <w:pStyle w:val="Heading1"/>
-      </w:pPr>
-      <w:r>
-        <w:t xml:space="preserve">2.  Avvia l’app (l’unico passo che fai tu)</w:t>
+        <w:t>Se sul tuo computer manca qualcosa (</w:t>
+      </w:r>
+      <w:proofErr w:type="spellStart"/>
+      <w:r>
+        <w:t>Git</w:t>
+      </w:r>
+      <w:proofErr w:type="spellEnd"/>
+      <w:r>
+        <w:t xml:space="preserve"> o Python), Claude te lo dice e ti guida passo </w:t>
+      </w:r>
+      <w:proofErr w:type="spellStart"/>
+      <w:r>
+        <w:t>passo</w:t>
+      </w:r>
+      <w:proofErr w:type="spellEnd"/>
+      <w:r>
+        <w:t>. Se l’installazione è bloccata dall’IT aziendale, chiedi all’IT di installarlo: sono strumenti standard e approvati.</w:t>
+      </w:r>
+    </w:p>
+    <w:p>
+      <w:pPr>
+        <w:pStyle w:val="Titolo1"/>
+      </w:pPr>
+      <w:r>
+        <w:t>2.  Avvia l’app (l’unico passo che fai tu)</w:t>
       </w:r>
     </w:p>
     <w:p>
@@ -351,15 +433,15 @@
           <w:b/>
           <w:bCs/>
         </w:rPr>
-        <w:t xml:space="preserve">non può avviare l’app al posto tuo</w:t>
-      </w:r>
-      <w:r>
-        <w:t xml:space="preserve">: il programma gira sul tuo computer. È l’unico gesto manuale.</w:t>
-      </w:r>
-    </w:p>
-    <w:p>
-      <w:pPr>
-        <w:pStyle w:val="ListParagraph"/>
+        <w:t>non può avviare l’app al posto tuo</w:t>
+      </w:r>
+      <w:r>
+        <w:t>: il programma gira sul tuo computer. È l’unico gesto manuale.</w:t>
+      </w:r>
+    </w:p>
+    <w:p>
+      <w:pPr>
+        <w:pStyle w:val="Paragrafoelenco"/>
         <w:numPr>
           <w:ilvl w:val="0"/>
           <w:numId w:val="2"/>
@@ -376,45 +458,72 @@
       <w:r>
         <w:t xml:space="preserve">apri la cartella del tool e fai doppio click su </w:t>
       </w:r>
+      <w:proofErr w:type="spellStart"/>
       <w:r>
         <w:rPr>
           <w:b/>
           <w:bCs/>
         </w:rPr>
-        <w:t xml:space="preserve">start.command</w:t>
-      </w:r>
-      <w:r>
-        <w:t xml:space="preserve">.</w:t>
-      </w:r>
-    </w:p>
-    <w:p>
-      <w:pPr>
-        <w:pStyle w:val="ListParagraph"/>
+        <w:t>start.command</w:t>
+      </w:r>
+      <w:proofErr w:type="spellEnd"/>
+      <w:r>
+        <w:t>.</w:t>
+      </w:r>
+    </w:p>
+    <w:p>
+      <w:pPr>
+        <w:pStyle w:val="Paragrafoelenco"/>
         <w:numPr>
           <w:ilvl w:val="0"/>
           <w:numId w:val="2"/>
         </w:numPr>
         <w:spacing w:after="80"/>
+        <w:rPr>
+          <w:lang w:val="en-US"/>
+        </w:rPr>
       </w:pPr>
       <w:r>
         <w:rPr>
           <w:b/>
           <w:bCs/>
+          <w:lang w:val="en-US"/>
         </w:rPr>
         <w:t xml:space="preserve">Windows: </w:t>
       </w:r>
       <w:r>
-        <w:t xml:space="preserve">doppio click su </w:t>
+        <w:rPr>
+          <w:lang w:val="en-US"/>
+        </w:rPr>
+        <w:t xml:space="preserve">doppio click </w:t>
+      </w:r>
+      <w:proofErr w:type="spellStart"/>
+      <w:r>
+        <w:rPr>
+          <w:lang w:val="en-US"/>
+        </w:rPr>
+        <w:t>su</w:t>
+      </w:r>
+      <w:proofErr w:type="spellEnd"/>
+      <w:r>
+        <w:rPr>
+          <w:lang w:val="en-US"/>
+        </w:rPr>
+        <w:t xml:space="preserve"> </w:t>
       </w:r>
       <w:r>
         <w:rPr>
           <w:b/>
           <w:bCs/>
+          <w:lang w:val="en-US"/>
         </w:rPr>
-        <w:t xml:space="preserve">start.bat</w:t>
-      </w:r>
-      <w:r>
-        <w:t xml:space="preserve">.</w:t>
+        <w:t>start.bat</w:t>
+      </w:r>
+      <w:r>
+        <w:rPr>
+          <w:lang w:val="en-US"/>
+        </w:rPr>
+        <w:t>.</w:t>
       </w:r>
     </w:p>
     <w:p>
@@ -422,40 +531,51 @@
         <w:spacing w:after="120"/>
       </w:pPr>
       <w:r>
-        <w:t xml:space="preserve">Si apre il browser con l’app pronta all’uso.</w:t>
+        <w:t>Si apre il browser con l’app pronta all’uso.</w:t>
       </w:r>
     </w:p>
     <w:tbl>
       <w:tblPr>
-        <w:tblW w:type="dxa" w:w="9026"/>
+        <w:tblW w:w="9026" w:type="dxa"/>
         <w:tblBorders>
-          <w:top w:val="single" w:color="auto" w:sz="4"/>
-          <w:left w:val="single" w:color="auto" w:sz="4"/>
-          <w:bottom w:val="single" w:color="auto" w:sz="4"/>
-          <w:right w:val="single" w:color="auto" w:sz="4"/>
-          <w:insideH w:val="single" w:color="auto" w:sz="4"/>
-          <w:insideV w:val="single" w:color="auto" w:sz="4"/>
+          <w:top w:val="single" w:sz="4" w:space="0" w:color="auto"/>
+          <w:left w:val="single" w:sz="4" w:space="0" w:color="auto"/>
+          <w:bottom w:val="single" w:sz="4" w:space="0" w:color="auto"/>
+          <w:right w:val="single" w:sz="4" w:space="0" w:color="auto"/>
+          <w:insideH w:val="single" w:sz="4" w:space="0" w:color="auto"/>
+          <w:insideV w:val="single" w:sz="4" w:space="0" w:color="auto"/>
         </w:tblBorders>
+        <w:tblCellMar>
+          <w:left w:w="10" w:type="dxa"/>
+          <w:right w:w="10" w:type="dxa"/>
+        </w:tblCellMar>
+        <w:tblLook w:val="0000" w:firstRow="0" w:lastRow="0" w:firstColumn="0" w:lastColumn="0" w:noHBand="0" w:noVBand="0"/>
       </w:tblPr>
       <w:tblGrid>
         <w:gridCol w:w="9026"/>
       </w:tblGrid>
       <w:tr>
+        <w:tblPrEx>
+          <w:tblCellMar>
+            <w:top w:w="0" w:type="dxa"/>
+            <w:bottom w:w="0" w:type="dxa"/>
+          </w:tblCellMar>
+        </w:tblPrEx>
         <w:tc>
           <w:tcPr>
-            <w:tcW w:type="dxa" w:w="9026"/>
+            <w:tcW w:w="9026" w:type="dxa"/>
             <w:tcBorders>
-              <w:top w:val="single" w:color="BFBFBF" w:sz="1"/>
-              <w:left w:val="single" w:color="BFBFBF" w:sz="1"/>
-              <w:bottom w:val="single" w:color="BFBFBF" w:sz="1"/>
-              <w:right w:val="single" w:color="BFBFBF" w:sz="1"/>
+              <w:top w:val="single" w:sz="1" w:space="0" w:color="BFBFBF"/>
+              <w:left w:val="single" w:sz="1" w:space="0" w:color="BFBFBF"/>
+              <w:bottom w:val="single" w:sz="1" w:space="0" w:color="BFBFBF"/>
+              <w:right w:val="single" w:sz="1" w:space="0" w:color="BFBFBF"/>
             </w:tcBorders>
-            <w:shd w:fill="D5E8F0" w:val="clear"/>
+            <w:shd w:val="clear" w:color="auto" w:fill="D5E8F0"/>
             <w:tcMar>
-              <w:top w:type="dxa" w:w="120"/>
-              <w:left w:type="dxa" w:w="160"/>
-              <w:bottom w:type="dxa" w:w="120"/>
-              <w:right w:type="dxa" w:w="160"/>
+              <w:top w:w="120" w:type="dxa"/>
+              <w:left w:w="160" w:type="dxa"/>
+              <w:bottom w:w="120" w:type="dxa"/>
+              <w:right w:w="160" w:type="dxa"/>
             </w:tcMar>
           </w:tcPr>
           <w:p>
@@ -468,7 +588,7 @@
                 <w:bCs/>
                 <w:color w:val="1F4E79"/>
               </w:rPr>
-              <w:t xml:space="preserve">Avviso di sicurezza su Mac (solo la prima volta)</w:t>
+              <w:t>Avviso di sicurezza su Mac (solo la prima volta)</w:t>
             </w:r>
           </w:p>
           <w:p>
@@ -476,7 +596,7 @@
               <w:spacing w:after="40"/>
             </w:pPr>
             <w:r>
-              <w:t xml:space="preserve">Se compare “impossibile aprire perché lo sviluppatore non è verificato”: vai su Impostazioni di Sistema → Privacy e Sicurezza, scorri in fondo e clicca “Apri comunque”.</w:t>
+              <w:t>Se compare “impossibile aprire perché lo sviluppatore non è verificato”: vai su Impostazioni di Sistema → Privacy e Sicurezza, scorri in fondo e clicca “Apri comunque”.</w:t>
             </w:r>
           </w:p>
         </w:tc>
@@ -484,23 +604,34 @@
     </w:tbl>
     <w:p>
       <w:pPr>
-        <w:pStyle w:val="Heading1"/>
-      </w:pPr>
-      <w:r>
-        <w:t xml:space="preserve">3.  I tre strumenti</w:t>
+        <w:pStyle w:val="Titolo1"/>
+      </w:pPr>
+    </w:p>
+    <w:p>
+      <w:pPr>
+        <w:pStyle w:val="Titolo1"/>
+      </w:pPr>
+      <w:r>
+        <w:lastRenderedPageBreak/>
+        <w:t>3.  I tre strumenti</w:t>
       </w:r>
     </w:p>
     <w:tbl>
       <w:tblPr>
-        <w:tblW w:type="dxa" w:w="9026"/>
+        <w:tblW w:w="9026" w:type="dxa"/>
         <w:tblBorders>
-          <w:top w:val="single" w:color="auto" w:sz="4"/>
-          <w:left w:val="single" w:color="auto" w:sz="4"/>
-          <w:bottom w:val="single" w:color="auto" w:sz="4"/>
-          <w:right w:val="single" w:color="auto" w:sz="4"/>
-          <w:insideH w:val="single" w:color="auto" w:sz="4"/>
-          <w:insideV w:val="single" w:color="auto" w:sz="4"/>
+          <w:top w:val="single" w:sz="4" w:space="0" w:color="auto"/>
+          <w:left w:val="single" w:sz="4" w:space="0" w:color="auto"/>
+          <w:bottom w:val="single" w:sz="4" w:space="0" w:color="auto"/>
+          <w:right w:val="single" w:sz="4" w:space="0" w:color="auto"/>
+          <w:insideH w:val="single" w:sz="4" w:space="0" w:color="auto"/>
+          <w:insideV w:val="single" w:sz="4" w:space="0" w:color="auto"/>
         </w:tblBorders>
+        <w:tblCellMar>
+          <w:left w:w="10" w:type="dxa"/>
+          <w:right w:w="10" w:type="dxa"/>
+        </w:tblCellMar>
+        <w:tblLook w:val="0000" w:firstRow="0" w:lastRow="0" w:firstColumn="0" w:lastColumn="0" w:noHBand="0" w:noVBand="0"/>
       </w:tblPr>
       <w:tblGrid>
         <w:gridCol w:w="2200"/>
@@ -508,24 +639,30 @@
         <w:gridCol w:w="2200"/>
       </w:tblGrid>
       <w:tr>
+        <w:tblPrEx>
+          <w:tblCellMar>
+            <w:top w:w="0" w:type="dxa"/>
+            <w:bottom w:w="0" w:type="dxa"/>
+          </w:tblCellMar>
+        </w:tblPrEx>
         <w:trPr>
           <w:tblHeader/>
         </w:trPr>
         <w:tc>
           <w:tcPr>
-            <w:tcW w:type="dxa" w:w="2200"/>
+            <w:tcW w:w="2200" w:type="dxa"/>
             <w:tcBorders>
-              <w:top w:val="single" w:color="BFBFBF" w:sz="1"/>
-              <w:left w:val="single" w:color="BFBFBF" w:sz="1"/>
-              <w:bottom w:val="single" w:color="BFBFBF" w:sz="1"/>
-              <w:right w:val="single" w:color="BFBFBF" w:sz="1"/>
+              <w:top w:val="single" w:sz="1" w:space="0" w:color="BFBFBF"/>
+              <w:left w:val="single" w:sz="1" w:space="0" w:color="BFBFBF"/>
+              <w:bottom w:val="single" w:sz="1" w:space="0" w:color="BFBFBF"/>
+              <w:right w:val="single" w:sz="1" w:space="0" w:color="BFBFBF"/>
             </w:tcBorders>
-            <w:shd w:fill="1F4E79" w:val="clear"/>
+            <w:shd w:val="clear" w:color="auto" w:fill="1F4E79"/>
             <w:tcMar>
-              <w:top w:type="dxa" w:w="80"/>
-              <w:left w:type="dxa" w:w="120"/>
-              <w:bottom w:type="dxa" w:w="80"/>
-              <w:right w:type="dxa" w:w="120"/>
+              <w:top w:w="80" w:type="dxa"/>
+              <w:left w:w="120" w:type="dxa"/>
+              <w:bottom w:w="80" w:type="dxa"/>
+              <w:right w:w="120" w:type="dxa"/>
             </w:tcMar>
           </w:tcPr>
           <w:p>
@@ -535,25 +672,25 @@
                 <w:bCs/>
                 <w:color w:val="FFFFFF"/>
               </w:rPr>
-              <w:t xml:space="preserve">Strumento</w:t>
+              <w:t>Strumento</w:t>
             </w:r>
           </w:p>
         </w:tc>
         <w:tc>
           <w:tcPr>
-            <w:tcW w:type="dxa" w:w="4626"/>
+            <w:tcW w:w="4626" w:type="dxa"/>
             <w:tcBorders>
-              <w:top w:val="single" w:color="BFBFBF" w:sz="1"/>
-              <w:left w:val="single" w:color="BFBFBF" w:sz="1"/>
-              <w:bottom w:val="single" w:color="BFBFBF" w:sz="1"/>
-              <w:right w:val="single" w:color="BFBFBF" w:sz="1"/>
+              <w:top w:val="single" w:sz="1" w:space="0" w:color="BFBFBF"/>
+              <w:left w:val="single" w:sz="1" w:space="0" w:color="BFBFBF"/>
+              <w:bottom w:val="single" w:sz="1" w:space="0" w:color="BFBFBF"/>
+              <w:right w:val="single" w:sz="1" w:space="0" w:color="BFBFBF"/>
             </w:tcBorders>
-            <w:shd w:fill="1F4E79" w:val="clear"/>
+            <w:shd w:val="clear" w:color="auto" w:fill="1F4E79"/>
             <w:tcMar>
-              <w:top w:type="dxa" w:w="80"/>
-              <w:left w:type="dxa" w:w="120"/>
-              <w:bottom w:type="dxa" w:w="80"/>
-              <w:right w:type="dxa" w:w="120"/>
+              <w:top w:w="80" w:type="dxa"/>
+              <w:left w:w="120" w:type="dxa"/>
+              <w:bottom w:w="80" w:type="dxa"/>
+              <w:right w:w="120" w:type="dxa"/>
             </w:tcMar>
           </w:tcPr>
           <w:p>
@@ -563,25 +700,25 @@
                 <w:bCs/>
                 <w:color w:val="FFFFFF"/>
               </w:rPr>
-              <w:t xml:space="preserve">A cosa serve</w:t>
+              <w:t>A cosa serve</w:t>
             </w:r>
           </w:p>
         </w:tc>
         <w:tc>
           <w:tcPr>
-            <w:tcW w:type="dxa" w:w="2200"/>
+            <w:tcW w:w="2200" w:type="dxa"/>
             <w:tcBorders>
-              <w:top w:val="single" w:color="BFBFBF" w:sz="1"/>
-              <w:left w:val="single" w:color="BFBFBF" w:sz="1"/>
-              <w:bottom w:val="single" w:color="BFBFBF" w:sz="1"/>
-              <w:right w:val="single" w:color="BFBFBF" w:sz="1"/>
+              <w:top w:val="single" w:sz="1" w:space="0" w:color="BFBFBF"/>
+              <w:left w:val="single" w:sz="1" w:space="0" w:color="BFBFBF"/>
+              <w:bottom w:val="single" w:sz="1" w:space="0" w:color="BFBFBF"/>
+              <w:right w:val="single" w:sz="1" w:space="0" w:color="BFBFBF"/>
             </w:tcBorders>
-            <w:shd w:fill="1F4E79" w:val="clear"/>
+            <w:shd w:val="clear" w:color="auto" w:fill="1F4E79"/>
             <w:tcMar>
-              <w:top w:type="dxa" w:w="80"/>
-              <w:left w:type="dxa" w:w="120"/>
-              <w:bottom w:type="dxa" w:w="80"/>
-              <w:right w:type="dxa" w:w="120"/>
+              <w:top w:w="80" w:type="dxa"/>
+              <w:left w:w="120" w:type="dxa"/>
+              <w:bottom w:w="80" w:type="dxa"/>
+              <w:right w:w="120" w:type="dxa"/>
             </w:tcMar>
           </w:tcPr>
           <w:p>
@@ -591,265 +728,281 @@
                 <w:bCs/>
                 <w:color w:val="FFFFFF"/>
               </w:rPr>
-              <w:t xml:space="preserve">Si apre su</w:t>
+              <w:t>Si apre su</w:t>
             </w:r>
           </w:p>
         </w:tc>
       </w:tr>
       <w:tr>
+        <w:tblPrEx>
+          <w:tblCellMar>
+            <w:top w:w="0" w:type="dxa"/>
+            <w:bottom w:w="0" w:type="dxa"/>
+          </w:tblCellMar>
+        </w:tblPrEx>
         <w:tc>
           <w:tcPr>
-            <w:tcW w:type="dxa" w:w="2200"/>
+            <w:tcW w:w="2200" w:type="dxa"/>
             <w:tcBorders>
-              <w:top w:val="single" w:color="BFBFBF" w:sz="1"/>
-              <w:left w:val="single" w:color="BFBFBF" w:sz="1"/>
-              <w:bottom w:val="single" w:color="BFBFBF" w:sz="1"/>
-              <w:right w:val="single" w:color="BFBFBF" w:sz="1"/>
+              <w:top w:val="single" w:sz="1" w:space="0" w:color="BFBFBF"/>
+              <w:left w:val="single" w:sz="1" w:space="0" w:color="BFBFBF"/>
+              <w:bottom w:val="single" w:sz="1" w:space="0" w:color="BFBFBF"/>
+              <w:right w:val="single" w:sz="1" w:space="0" w:color="BFBFBF"/>
             </w:tcBorders>
-            <w:shd w:fill="FFFFFF" w:val="clear"/>
+            <w:shd w:val="clear" w:color="auto" w:fill="FFFFFF"/>
             <w:tcMar>
-              <w:top w:type="dxa" w:w="80"/>
-              <w:left w:type="dxa" w:w="120"/>
-              <w:bottom w:type="dxa" w:w="80"/>
-              <w:right w:type="dxa" w:w="120"/>
+              <w:top w:w="80" w:type="dxa"/>
+              <w:left w:w="120" w:type="dxa"/>
+              <w:bottom w:w="80" w:type="dxa"/>
+              <w:right w:w="120" w:type="dxa"/>
             </w:tcMar>
           </w:tcPr>
           <w:p>
+            <w:proofErr w:type="spellStart"/>
             <w:r>
               <w:rPr>
-                <w:b w:val="false"/>
-                <w:bCs w:val="false"/>
                 <w:color w:val="000000"/>
               </w:rPr>
-              <w:t xml:space="preserve">LeadCleaner</w:t>
-            </w:r>
+              <w:t>LeadCleaner</w:t>
+            </w:r>
+            <w:proofErr w:type="spellEnd"/>
           </w:p>
         </w:tc>
         <w:tc>
           <w:tcPr>
-            <w:tcW w:type="dxa" w:w="4626"/>
+            <w:tcW w:w="4626" w:type="dxa"/>
             <w:tcBorders>
-              <w:top w:val="single" w:color="BFBFBF" w:sz="1"/>
-              <w:left w:val="single" w:color="BFBFBF" w:sz="1"/>
-              <w:bottom w:val="single" w:color="BFBFBF" w:sz="1"/>
-              <w:right w:val="single" w:color="BFBFBF" w:sz="1"/>
+              <w:top w:val="single" w:sz="1" w:space="0" w:color="BFBFBF"/>
+              <w:left w:val="single" w:sz="1" w:space="0" w:color="BFBFBF"/>
+              <w:bottom w:val="single" w:sz="1" w:space="0" w:color="BFBFBF"/>
+              <w:right w:val="single" w:sz="1" w:space="0" w:color="BFBFBF"/>
             </w:tcBorders>
-            <w:shd w:fill="FFFFFF" w:val="clear"/>
+            <w:shd w:val="clear" w:color="auto" w:fill="FFFFFF"/>
             <w:tcMar>
-              <w:top w:type="dxa" w:w="80"/>
-              <w:left w:type="dxa" w:w="120"/>
-              <w:bottom w:type="dxa" w:w="80"/>
-              <w:right w:type="dxa" w:w="120"/>
+              <w:top w:w="80" w:type="dxa"/>
+              <w:left w:w="120" w:type="dxa"/>
+              <w:bottom w:w="80" w:type="dxa"/>
+              <w:right w:w="120" w:type="dxa"/>
             </w:tcMar>
           </w:tcPr>
           <w:p>
             <w:r>
               <w:rPr>
-                <w:b w:val="false"/>
-                <w:bCs w:val="false"/>
                 <w:color w:val="000000"/>
               </w:rPr>
-              <w:t xml:space="preserve">Arricchisce liste di lead da file Excel e calcola un punteggio di qualità.</w:t>
+              <w:t>Arricchisce liste di lead da file Excel e calcola un punteggio di qualità.</w:t>
             </w:r>
           </w:p>
         </w:tc>
         <w:tc>
           <w:tcPr>
-            <w:tcW w:type="dxa" w:w="2200"/>
+            <w:tcW w:w="2200" w:type="dxa"/>
             <w:tcBorders>
-              <w:top w:val="single" w:color="BFBFBF" w:sz="1"/>
-              <w:left w:val="single" w:color="BFBFBF" w:sz="1"/>
-              <w:bottom w:val="single" w:color="BFBFBF" w:sz="1"/>
-              <w:right w:val="single" w:color="BFBFBF" w:sz="1"/>
+              <w:top w:val="single" w:sz="1" w:space="0" w:color="BFBFBF"/>
+              <w:left w:val="single" w:sz="1" w:space="0" w:color="BFBFBF"/>
+              <w:bottom w:val="single" w:sz="1" w:space="0" w:color="BFBFBF"/>
+              <w:right w:val="single" w:sz="1" w:space="0" w:color="BFBFBF"/>
             </w:tcBorders>
-            <w:shd w:fill="FFFFFF" w:val="clear"/>
+            <w:shd w:val="clear" w:color="auto" w:fill="FFFFFF"/>
             <w:tcMar>
-              <w:top w:type="dxa" w:w="80"/>
-              <w:left w:type="dxa" w:w="120"/>
-              <w:bottom w:type="dxa" w:w="80"/>
-              <w:right w:type="dxa" w:w="120"/>
+              <w:top w:w="80" w:type="dxa"/>
+              <w:left w:w="120" w:type="dxa"/>
+              <w:bottom w:w="80" w:type="dxa"/>
+              <w:right w:w="120" w:type="dxa"/>
             </w:tcMar>
           </w:tcPr>
           <w:p>
             <w:r>
               <w:rPr>
-                <w:b w:val="false"/>
-                <w:bCs w:val="false"/>
                 <w:color w:val="000000"/>
               </w:rPr>
-              <w:t xml:space="preserve">localhost:3000</w:t>
+              <w:t>localhost:3000</w:t>
             </w:r>
           </w:p>
         </w:tc>
       </w:tr>
       <w:tr>
+        <w:tblPrEx>
+          <w:tblCellMar>
+            <w:top w:w="0" w:type="dxa"/>
+            <w:bottom w:w="0" w:type="dxa"/>
+          </w:tblCellMar>
+        </w:tblPrEx>
         <w:tc>
           <w:tcPr>
-            <w:tcW w:type="dxa" w:w="2200"/>
+            <w:tcW w:w="2200" w:type="dxa"/>
             <w:tcBorders>
-              <w:top w:val="single" w:color="BFBFBF" w:sz="1"/>
-              <w:left w:val="single" w:color="BFBFBF" w:sz="1"/>
-              <w:bottom w:val="single" w:color="BFBFBF" w:sz="1"/>
-              <w:right w:val="single" w:color="BFBFBF" w:sz="1"/>
+              <w:top w:val="single" w:sz="1" w:space="0" w:color="BFBFBF"/>
+              <w:left w:val="single" w:sz="1" w:space="0" w:color="BFBFBF"/>
+              <w:bottom w:val="single" w:sz="1" w:space="0" w:color="BFBFBF"/>
+              <w:right w:val="single" w:sz="1" w:space="0" w:color="BFBFBF"/>
             </w:tcBorders>
-            <w:shd w:fill="FFFFFF" w:val="clear"/>
+            <w:shd w:val="clear" w:color="auto" w:fill="FFFFFF"/>
             <w:tcMar>
-              <w:top w:type="dxa" w:w="80"/>
-              <w:left w:type="dxa" w:w="120"/>
-              <w:bottom w:type="dxa" w:w="80"/>
-              <w:right w:type="dxa" w:w="120"/>
+              <w:top w:w="80" w:type="dxa"/>
+              <w:left w:w="120" w:type="dxa"/>
+              <w:bottom w:w="80" w:type="dxa"/>
+              <w:right w:w="120" w:type="dxa"/>
             </w:tcMar>
           </w:tcPr>
           <w:p>
             <w:r>
               <w:rPr>
-                <w:b w:val="false"/>
-                <w:bCs w:val="false"/>
                 <w:color w:val="000000"/>
               </w:rPr>
-              <w:t xml:space="preserve">Deal Engagement</w:t>
+              <w:t>Deal Engagement</w:t>
             </w:r>
           </w:p>
         </w:tc>
         <w:tc>
           <w:tcPr>
-            <w:tcW w:type="dxa" w:w="4626"/>
+            <w:tcW w:w="4626" w:type="dxa"/>
             <w:tcBorders>
-              <w:top w:val="single" w:color="BFBFBF" w:sz="1"/>
-              <w:left w:val="single" w:color="BFBFBF" w:sz="1"/>
-              <w:bottom w:val="single" w:color="BFBFBF" w:sz="1"/>
-              <w:right w:val="single" w:color="BFBFBF" w:sz="1"/>
+              <w:top w:val="single" w:sz="1" w:space="0" w:color="BFBFBF"/>
+              <w:left w:val="single" w:sz="1" w:space="0" w:color="BFBFBF"/>
+              <w:bottom w:val="single" w:sz="1" w:space="0" w:color="BFBFBF"/>
+              <w:right w:val="single" w:sz="1" w:space="0" w:color="BFBFBF"/>
             </w:tcBorders>
-            <w:shd w:fill="FFFFFF" w:val="clear"/>
+            <w:shd w:val="clear" w:color="auto" w:fill="FFFFFF"/>
             <w:tcMar>
-              <w:top w:type="dxa" w:w="80"/>
-              <w:left w:type="dxa" w:w="120"/>
-              <w:bottom w:type="dxa" w:w="80"/>
-              <w:right w:type="dxa" w:w="120"/>
+              <w:top w:w="80" w:type="dxa"/>
+              <w:left w:w="120" w:type="dxa"/>
+              <w:bottom w:w="80" w:type="dxa"/>
+              <w:right w:w="120" w:type="dxa"/>
             </w:tcMar>
           </w:tcPr>
           <w:p>
             <w:r>
               <w:rPr>
-                <w:b w:val="false"/>
-                <w:bCs w:val="false"/>
                 <w:color w:val="000000"/>
               </w:rPr>
-              <w:t xml:space="preserve">Crea un report Excel dei deal a partire da HubSpot.</w:t>
+              <w:t xml:space="preserve">Crea un report Excel dei deal a partire da </w:t>
+            </w:r>
+            <w:proofErr w:type="spellStart"/>
+            <w:r>
+              <w:rPr>
+                <w:color w:val="000000"/>
+              </w:rPr>
+              <w:t>HubSpot</w:t>
+            </w:r>
+            <w:proofErr w:type="spellEnd"/>
+            <w:r>
+              <w:rPr>
+                <w:color w:val="000000"/>
+              </w:rPr>
+              <w:t>.</w:t>
             </w:r>
           </w:p>
         </w:tc>
         <w:tc>
           <w:tcPr>
-            <w:tcW w:type="dxa" w:w="2200"/>
+            <w:tcW w:w="2200" w:type="dxa"/>
             <w:tcBorders>
-              <w:top w:val="single" w:color="BFBFBF" w:sz="1"/>
-              <w:left w:val="single" w:color="BFBFBF" w:sz="1"/>
-              <w:bottom w:val="single" w:color="BFBFBF" w:sz="1"/>
-              <w:right w:val="single" w:color="BFBFBF" w:sz="1"/>
+              <w:top w:val="single" w:sz="1" w:space="0" w:color="BFBFBF"/>
+              <w:left w:val="single" w:sz="1" w:space="0" w:color="BFBFBF"/>
+              <w:bottom w:val="single" w:sz="1" w:space="0" w:color="BFBFBF"/>
+              <w:right w:val="single" w:sz="1" w:space="0" w:color="BFBFBF"/>
             </w:tcBorders>
-            <w:shd w:fill="FFFFFF" w:val="clear"/>
+            <w:shd w:val="clear" w:color="auto" w:fill="FFFFFF"/>
             <w:tcMar>
-              <w:top w:type="dxa" w:w="80"/>
-              <w:left w:type="dxa" w:w="120"/>
-              <w:bottom w:type="dxa" w:w="80"/>
-              <w:right w:type="dxa" w:w="120"/>
+              <w:top w:w="80" w:type="dxa"/>
+              <w:left w:w="120" w:type="dxa"/>
+              <w:bottom w:w="80" w:type="dxa"/>
+              <w:right w:w="120" w:type="dxa"/>
             </w:tcMar>
           </w:tcPr>
           <w:p>
             <w:r>
               <w:rPr>
-                <w:b w:val="false"/>
-                <w:bCs w:val="false"/>
                 <w:color w:val="000000"/>
               </w:rPr>
-              <w:t xml:space="preserve">localhost:8501</w:t>
+              <w:t>localhost:8501</w:t>
             </w:r>
           </w:p>
         </w:tc>
       </w:tr>
       <w:tr>
+        <w:tblPrEx>
+          <w:tblCellMar>
+            <w:top w:w="0" w:type="dxa"/>
+            <w:bottom w:w="0" w:type="dxa"/>
+          </w:tblCellMar>
+        </w:tblPrEx>
         <w:tc>
           <w:tcPr>
-            <w:tcW w:type="dxa" w:w="2200"/>
+            <w:tcW w:w="2200" w:type="dxa"/>
             <w:tcBorders>
-              <w:top w:val="single" w:color="BFBFBF" w:sz="1"/>
-              <w:left w:val="single" w:color="BFBFBF" w:sz="1"/>
-              <w:bottom w:val="single" w:color="BFBFBF" w:sz="1"/>
-              <w:right w:val="single" w:color="BFBFBF" w:sz="1"/>
+              <w:top w:val="single" w:sz="1" w:space="0" w:color="BFBFBF"/>
+              <w:left w:val="single" w:sz="1" w:space="0" w:color="BFBFBF"/>
+              <w:bottom w:val="single" w:sz="1" w:space="0" w:color="BFBFBF"/>
+              <w:right w:val="single" w:sz="1" w:space="0" w:color="BFBFBF"/>
             </w:tcBorders>
-            <w:shd w:fill="FFFFFF" w:val="clear"/>
+            <w:shd w:val="clear" w:color="auto" w:fill="FFFFFF"/>
             <w:tcMar>
-              <w:top w:type="dxa" w:w="80"/>
-              <w:left w:type="dxa" w:w="120"/>
-              <w:bottom w:type="dxa" w:w="80"/>
-              <w:right w:type="dxa" w:w="120"/>
+              <w:top w:w="80" w:type="dxa"/>
+              <w:left w:w="120" w:type="dxa"/>
+              <w:bottom w:w="80" w:type="dxa"/>
+              <w:right w:w="120" w:type="dxa"/>
             </w:tcMar>
           </w:tcPr>
           <w:p>
             <w:r>
               <w:rPr>
-                <w:b w:val="false"/>
-                <w:bCs w:val="false"/>
                 <w:color w:val="000000"/>
               </w:rPr>
-              <w:t xml:space="preserve">Event Mailer</w:t>
+              <w:t>Event Mailer</w:t>
             </w:r>
           </w:p>
         </w:tc>
         <w:tc>
           <w:tcPr>
-            <w:tcW w:type="dxa" w:w="4626"/>
+            <w:tcW w:w="4626" w:type="dxa"/>
             <w:tcBorders>
-              <w:top w:val="single" w:color="BFBFBF" w:sz="1"/>
-              <w:left w:val="single" w:color="BFBFBF" w:sz="1"/>
-              <w:bottom w:val="single" w:color="BFBFBF" w:sz="1"/>
-              <w:right w:val="single" w:color="BFBFBF" w:sz="1"/>
+              <w:top w:val="single" w:sz="1" w:space="0" w:color="BFBFBF"/>
+              <w:left w:val="single" w:sz="1" w:space="0" w:color="BFBFBF"/>
+              <w:bottom w:val="single" w:sz="1" w:space="0" w:color="BFBFBF"/>
+              <w:right w:val="single" w:sz="1" w:space="0" w:color="BFBFBF"/>
             </w:tcBorders>
-            <w:shd w:fill="FFFFFF" w:val="clear"/>
+            <w:shd w:val="clear" w:color="auto" w:fill="FFFFFF"/>
             <w:tcMar>
-              <w:top w:type="dxa" w:w="80"/>
-              <w:left w:type="dxa" w:w="120"/>
-              <w:bottom w:type="dxa" w:w="80"/>
-              <w:right w:type="dxa" w:w="120"/>
+              <w:top w:w="80" w:type="dxa"/>
+              <w:left w:w="120" w:type="dxa"/>
+              <w:bottom w:w="80" w:type="dxa"/>
+              <w:right w:w="120" w:type="dxa"/>
             </w:tcMar>
           </w:tcPr>
           <w:p>
             <w:r>
               <w:rPr>
-                <w:b w:val="false"/>
-                <w:bCs w:val="false"/>
                 <w:color w:val="000000"/>
               </w:rPr>
-              <w:t xml:space="preserve">Dashboard RSVP per eventi Outlook, con inviti compatibili anche con Gmail.</w:t>
+              <w:t>Dashboard RSVP per eventi Outlook, con inviti compatibili anche con Gmail.</w:t>
             </w:r>
           </w:p>
         </w:tc>
         <w:tc>
           <w:tcPr>
-            <w:tcW w:type="dxa" w:w="2200"/>
+            <w:tcW w:w="2200" w:type="dxa"/>
             <w:tcBorders>
-              <w:top w:val="single" w:color="BFBFBF" w:sz="1"/>
-              <w:left w:val="single" w:color="BFBFBF" w:sz="1"/>
-              <w:bottom w:val="single" w:color="BFBFBF" w:sz="1"/>
-              <w:right w:val="single" w:color="BFBFBF" w:sz="1"/>
+              <w:top w:val="single" w:sz="1" w:space="0" w:color="BFBFBF"/>
+              <w:left w:val="single" w:sz="1" w:space="0" w:color="BFBFBF"/>
+              <w:bottom w:val="single" w:sz="1" w:space="0" w:color="BFBFBF"/>
+              <w:right w:val="single" w:sz="1" w:space="0" w:color="BFBFBF"/>
             </w:tcBorders>
-            <w:shd w:fill="FFFFFF" w:val="clear"/>
+            <w:shd w:val="clear" w:color="auto" w:fill="FFFFFF"/>
             <w:tcMar>
-              <w:top w:type="dxa" w:w="80"/>
-              <w:left w:type="dxa" w:w="120"/>
-              <w:bottom w:type="dxa" w:w="80"/>
-              <w:right w:type="dxa" w:w="120"/>
+              <w:top w:w="80" w:type="dxa"/>
+              <w:left w:w="120" w:type="dxa"/>
+              <w:bottom w:w="80" w:type="dxa"/>
+              <w:right w:w="120" w:type="dxa"/>
             </w:tcMar>
           </w:tcPr>
           <w:p>
             <w:r>
               <w:rPr>
-                <w:b w:val="false"/>
-                <w:bCs w:val="false"/>
                 <w:color w:val="000000"/>
               </w:rPr>
-              <w:t xml:space="preserve">localhost:8765</w:t>
+              <w:t>localhost:8765</w:t>
             </w:r>
           </w:p>
         </w:tc>
@@ -859,21 +1012,18 @@
       <w:pPr>
         <w:spacing w:after="120"/>
       </w:pPr>
-      <w:r>
-        <w:t xml:space="preserve"/>
-      </w:r>
-    </w:p>
-    <w:p>
-      <w:pPr>
-        <w:pStyle w:val="Heading1"/>
-      </w:pPr>
-      <w:r>
-        <w:t xml:space="preserve">Uso quotidiano</w:t>
-      </w:r>
-    </w:p>
-    <w:p>
-      <w:pPr>
-        <w:pStyle w:val="ListParagraph"/>
+    </w:p>
+    <w:p>
+      <w:pPr>
+        <w:pStyle w:val="Titolo1"/>
+      </w:pPr>
+      <w:r>
+        <w:t>Uso quotidiano</w:t>
+      </w:r>
+    </w:p>
+    <w:p>
+      <w:pPr>
+        <w:pStyle w:val="Paragrafoelenco"/>
         <w:numPr>
           <w:ilvl w:val="0"/>
           <w:numId w:val="2"/>
@@ -881,12 +1031,12 @@
         <w:spacing w:after="80"/>
       </w:pPr>
       <w:r>
-        <w:t xml:space="preserve">Dalla seconda volta in poi: doppio click sul file di avvio e via. Niente configurazione da rifare.</w:t>
-      </w:r>
-    </w:p>
-    <w:p>
-      <w:pPr>
-        <w:pStyle w:val="ListParagraph"/>
+        <w:t>Dalla seconda volta in poi: doppio click sul file di avvio e via. Niente configurazione da rifare.</w:t>
+      </w:r>
+    </w:p>
+    <w:p>
+      <w:pPr>
+        <w:pStyle w:val="Paragrafoelenco"/>
         <w:numPr>
           <w:ilvl w:val="0"/>
           <w:numId w:val="2"/>
@@ -894,20 +1044,20 @@
         <w:spacing w:after="80"/>
       </w:pPr>
       <w:r>
-        <w:t xml:space="preserve">Se qualcosa non funziona: chiedi a Claude e incolla il messaggio di errore. Ti dice cosa fare.</w:t>
-      </w:r>
-    </w:p>
-    <w:p>
-      <w:pPr>
-        <w:pStyle w:val="Heading1"/>
-      </w:pPr>
-      <w:r>
-        <w:t xml:space="preserve">Password e sicurezza</w:t>
-      </w:r>
-    </w:p>
-    <w:p>
-      <w:pPr>
-        <w:pStyle w:val="ListParagraph"/>
+        <w:t>Se qualcosa non funziona: chiedi a Claude e incolla il messaggio di errore. Ti dice cosa fare.</w:t>
+      </w:r>
+    </w:p>
+    <w:p>
+      <w:pPr>
+        <w:pStyle w:val="Titolo1"/>
+      </w:pPr>
+      <w:r>
+        <w:t>Password e sicurezza</w:t>
+      </w:r>
+    </w:p>
+    <w:p>
+      <w:pPr>
+        <w:pStyle w:val="Paragrafoelenco"/>
         <w:numPr>
           <w:ilvl w:val="0"/>
           <w:numId w:val="2"/>
@@ -915,22 +1065,18 @@
         <w:spacing w:after="80"/>
       </w:pPr>
       <w:r>
-        <w:t xml:space="preserve">Le credenziali si chiedono a </w:t>
-      </w:r>
-      <w:r>
-        <w:rPr>
-          <w:b/>
-          <w:bCs/>
-        </w:rPr>
-        <w:t xml:space="preserve">acestari@doxee.com</w:t>
-      </w:r>
-      <w:r>
-        <w:t xml:space="preserve">.</w:t>
-      </w:r>
-    </w:p>
-    <w:p>
-      <w:pPr>
-        <w:pStyle w:val="ListParagraph"/>
+        <w:t xml:space="preserve">Le credenziali si </w:t>
+      </w:r>
+      <w:r>
+        <w:t>possono trovare su 1Password del Marketing (chiedere al team di essere abilitato all’accesso)</w:t>
+      </w:r>
+      <w:r>
+        <w:t>.</w:t>
+      </w:r>
+    </w:p>
+    <w:p>
+      <w:pPr>
+        <w:pStyle w:val="Paragrafoelenco"/>
         <w:numPr>
           <w:ilvl w:val="0"/>
           <w:numId w:val="2"/>
@@ -941,19 +1087,28 @@
         <w:t xml:space="preserve">Si ricevono </w:t>
       </w:r>
       <w:r>
+        <w:t xml:space="preserve">o condividono </w:t>
+      </w:r>
+      <w:r>
         <w:rPr>
           <w:b/>
           <w:bCs/>
         </w:rPr>
-        <w:t xml:space="preserve">solo tramite il password manager aziendale</w:t>
-      </w:r>
-      <w:r>
-        <w:t xml:space="preserve"> — mai via mail, Teams o chat. Token e secret sono password a tutti gli effetti.</w:t>
-      </w:r>
-    </w:p>
-    <w:p>
-      <w:pPr>
-        <w:pStyle w:val="ListParagraph"/>
+        <w:t>solo tramite il password manager aziendale</w:t>
+      </w:r>
+      <w:r>
+        <w:t xml:space="preserve"> </w:t>
+      </w:r>
+      <w:r>
+        <w:t xml:space="preserve">(pwpusher-internal.doxee.com) </w:t>
+      </w:r>
+      <w:r>
+        <w:t>— mai via mail, Teams o chat. Token e secret sono password a tutti gli effetti.</w:t>
+      </w:r>
+    </w:p>
+    <w:p>
+      <w:pPr>
+        <w:pStyle w:val="Paragrafoelenco"/>
         <w:numPr>
           <w:ilvl w:val="0"/>
           <w:numId w:val="2"/>
@@ -961,37 +1116,29 @@
         <w:spacing w:after="80"/>
       </w:pPr>
       <w:r>
-        <w:t xml:space="preserve">Non condividere le credenziali con altri e non incollarle in file che potrebbero finire su GitHub.</w:t>
+        <w:t>Non condividere le credenziali con altri e non incollarle in file che potrebbero finire su GitHub.</w:t>
       </w:r>
     </w:p>
     <w:sectPr>
-      <w:footerReference w:type="default" r:id="rId7"/>
-      <w:pgSz w:w="11906" w:h="16838" w:orient="portrait"/>
+      <w:headerReference w:type="even" r:id="rId8"/>
+      <w:headerReference w:type="default" r:id="rId9"/>
+      <w:footerReference w:type="even" r:id="rId10"/>
+      <w:footerReference w:type="default" r:id="rId11"/>
+      <w:headerReference w:type="first" r:id="rId12"/>
+      <w:footerReference w:type="first" r:id="rId13"/>
+      <w:pgSz w:w="11906" w:h="16838"/>
       <w:pgMar w:top="1440" w:right="1440" w:bottom="1440" w:left="1440" w:header="708" w:footer="708" w:gutter="0"/>
-      <w:pgNumType/>
+      <w:cols w:space="720"/>
       <w:docGrid w:linePitch="360"/>
     </w:sectPr>
   </w:body>
 </w:document>
 </file>
 
-<file path=word/comments.xml><?xml version="1.0" encoding="utf-8"?>
-<w:comments xmlns:cx="http://schemas.microsoft.com/office/drawing/2014/chartex" xmlns:cx1="http://schemas.microsoft.com/office/drawing/2015/9/8/chartex" xmlns:cx2="http://schemas.microsoft.com/office/drawing/2015/10/21/chartex" xmlns:cx3="http://schemas.microsoft.com/office/drawing/2016/5/9/chartex" xmlns:cx4="http://schemas.microsoft.com/office/drawing/2016/5/10/chartex" xmlns:cx5="http://schemas.microsoft.com/office/drawing/2016/5/11/chartex" xmlns:cx6="http://schemas.microsoft.com/office/drawing/2016/5/12/chartex" xmlns:cx7="http://schemas.microsoft.com/office/drawing/2016/5/13/chartex" xmlns:cx8="http://schemas.microsoft.com/office/drawing/2016/5/14/chartex" xmlns:mc="http://schemas.openxmlformats.org/markup-compatibility/2006" xmlns:aink="http://schemas.microsoft.com/office/drawing/2016/ink" xmlns:am3d="http://schemas.microsoft.com/office/drawing/2017/model3d" xmlns:o="urn:schemas-microsoft-com:office:office" xmlns:r="http://schemas.openxmlformats.org/officeDocument/2006/relationships" xmlns:m="http://schemas.openxmlformats.org/officeDocument/2006/math" xmlns:v="urn:schemas-microsoft-com:vml" xmlns:wp14="http://schemas.microsoft.com/office/word/2010/wordprocessingDrawing" xmlns:wp="http://schemas.openxmlformats.org/drawingml/2006/wordprocessingDrawing" xmlns:w10="urn:schemas-microsoft-com:office:word" xmlns:w="http://schemas.openxmlformats.org/wordprocessingml/2006/main" xmlns:w14="http://schemas.microsoft.com/office/word/2010/wordml" xmlns:w15="http://schemas.microsoft.com/office/word/2012/wordml" xmlns:w16cex="http://schemas.microsoft.com/office/word/2018/wordml/cex" xmlns:w16cid="http://schemas.microsoft.com/office/word/2016/wordml/cid" xmlns:w16="http://schemas.microsoft.com/office/word/2018/wordml" xmlns:w16sdtdh="http://schemas.microsoft.com/office/word/2020/wordml/sdtdatahash" xmlns:w16se="http://schemas.microsoft.com/office/word/2015/wordml/symex" xmlns:wpg="http://schemas.microsoft.com/office/word/2010/wordprocessingGroup" xmlns:wpi="http://schemas.microsoft.com/office/word/2010/wordprocessingInk" xmlns:wne="http://schemas.microsoft.com/office/word/2006/wordml" xmlns:wps="http://schemas.microsoft.com/office/word/2010/wordprocessingShape"/>
-</file>
-
 <file path=word/endnotes.xml><?xml version="1.0" encoding="utf-8"?>
-<w:endnotes xmlns:wpc="http://schemas.microsoft.com/office/word/2010/wordprocessingCanvas" xmlns:mc="http://schemas.openxmlformats.org/markup-compatibility/2006" xmlns:o="urn:schemas-microsoft-com:office:office" xmlns:r="http://schemas.openxmlformats.org/officeDocument/2006/relationships" xmlns:m="http://schemas.openxmlformats.org/officeDocument/2006/math" xmlns:v="urn:schemas-microsoft-com:vml" xmlns:wp14="http://schemas.microsoft.com/office/word/2010/wordprocessingDrawing" xmlns:wp="http://schemas.openxmlformats.org/drawingml/2006/wordprocessingDrawing" xmlns:w10="urn:schemas-microsoft-com:office:word" xmlns:w="http://schemas.openxmlformats.org/wordprocessingml/2006/main" xmlns:w14="http://schemas.microsoft.com/office/word/2010/wordml" xmlns:w15="http://schemas.microsoft.com/office/word/2012/wordml" xmlns:wpg="http://schemas.microsoft.com/office/word/2010/wordprocessingGroup" xmlns:wpi="http://schemas.microsoft.com/office/word/2010/wordprocessingInk" xmlns:wne="http://schemas.microsoft.com/office/word/2006/wordml" xmlns:wps="http://schemas.microsoft.com/office/word/2010/wordprocessingShape" mc:Ignorable="w14 w15 wp14">
+<w:endnotes xmlns:wpc="http://schemas.microsoft.com/office/word/2010/wordprocessingCanvas" xmlns:cx="http://schemas.microsoft.com/office/drawing/2014/chartex" xmlns:cx1="http://schemas.microsoft.com/office/drawing/2015/9/8/chartex" xmlns:cx2="http://schemas.microsoft.com/office/drawing/2015/10/21/chartex" xmlns:cx3="http://schemas.microsoft.com/office/drawing/2016/5/9/chartex" xmlns:cx4="http://schemas.microsoft.com/office/drawing/2016/5/10/chartex" xmlns:cx5="http://schemas.microsoft.com/office/drawing/2016/5/11/chartex" xmlns:cx6="http://schemas.microsoft.com/office/drawing/2016/5/12/chartex" xmlns:cx7="http://schemas.microsoft.com/office/drawing/2016/5/13/chartex" xmlns:cx8="http://schemas.microsoft.com/office/drawing/2016/5/14/chartex" xmlns:mc="http://schemas.openxmlformats.org/markup-compatibility/2006" xmlns:aink="http://schemas.microsoft.com/office/drawing/2016/ink" xmlns:am3d="http://schemas.microsoft.com/office/drawing/2017/model3d" xmlns:o="urn:schemas-microsoft-com:office:office" xmlns:oel="http://schemas.microsoft.com/office/2019/extlst" xmlns:r="http://schemas.openxmlformats.org/officeDocument/2006/relationships" xmlns:m="http://schemas.openxmlformats.org/officeDocument/2006/math" xmlns:v="urn:schemas-microsoft-com:vml" xmlns:wp14="http://schemas.microsoft.com/office/word/2010/wordprocessingDrawing" xmlns:wp="http://schemas.openxmlformats.org/drawingml/2006/wordprocessingDrawing" xmlns:w10="urn:schemas-microsoft-com:office:word" xmlns:w="http://schemas.openxmlformats.org/wordprocessingml/2006/main" xmlns:w14="http://schemas.microsoft.com/office/word/2010/wordml" xmlns:w15="http://schemas.microsoft.com/office/word/2012/wordml" xmlns:w16cex="http://schemas.microsoft.com/office/word/2018/wordml/cex" xmlns:w16cid="http://schemas.microsoft.com/office/word/2016/wordml/cid" xmlns:w16="http://schemas.microsoft.com/office/word/2018/wordml" xmlns:w16du="http://schemas.microsoft.com/office/word/2023/wordml/word16du" xmlns:w16sdtdh="http://schemas.microsoft.com/office/word/2020/wordml/sdtdatahash" xmlns:w16sdtfl="http://schemas.microsoft.com/office/word/2024/wordml/sdtformatlock" xmlns:w16se="http://schemas.microsoft.com/office/word/2015/wordml/symex" xmlns:wpg="http://schemas.microsoft.com/office/word/2010/wordprocessingGroup" xmlns:wpi="http://schemas.microsoft.com/office/word/2010/wordprocessingInk" xmlns:wne="http://schemas.microsoft.com/office/word/2006/wordml" xmlns:wps="http://schemas.microsoft.com/office/word/2010/wordprocessingShape" mc:Ignorable="w14 w15 w16se w16cid w16 w16cex w16sdtdh w16sdtfl w16du wp14">
   <w:endnote w:type="separator" w:id="-1">
     <w:p>
-      <w:pPr>
-        <w:spacing w:after="0" w:line="240" w:lineRule="auto"/>
-      </w:pPr>
-      <w:r>
-        <w:rPr>
-          <w:rStyle w:val="EndnoteReference"/>
-        </w:rPr>
-        <w:endnoteRef/>
-      </w:r>
       <w:r>
         <w:separator/>
       </w:r>
@@ -999,15 +1146,6 @@
   </w:endnote>
   <w:endnote w:type="continuationSeparator" w:id="0">
     <w:p>
-      <w:pPr>
-        <w:spacing w:after="0" w:line="240" w:lineRule="auto"/>
-      </w:pPr>
-      <w:r>
-        <w:rPr>
-          <w:rStyle w:val="EndnoteReference"/>
-        </w:rPr>
-        <w:endnoteRef/>
-      </w:r>
       <w:r>
         <w:continuationSeparator/>
       </w:r>
@@ -1017,18 +1155,38 @@
 </file>
 
 <file path=word/footer1.xml><?xml version="1.0" encoding="utf-8"?>
-<w:ftr xmlns:wpc="http://schemas.microsoft.com/office/word/2010/wordprocessingCanvas" xmlns:mc="http://schemas.openxmlformats.org/markup-compatibility/2006" xmlns:o="urn:schemas-microsoft-com:office:office" xmlns:r="http://schemas.openxmlformats.org/officeDocument/2006/relationships" xmlns:m="http://schemas.openxmlformats.org/officeDocument/2006/math" xmlns:v="urn:schemas-microsoft-com:vml" xmlns:wp14="http://schemas.microsoft.com/office/word/2010/wordprocessingDrawing" xmlns:wp="http://schemas.openxmlformats.org/drawingml/2006/wordprocessingDrawing" xmlns:w10="urn:schemas-microsoft-com:office:word" xmlns:w="http://schemas.openxmlformats.org/wordprocessingml/2006/main" xmlns:w14="http://schemas.microsoft.com/office/word/2010/wordml" xmlns:w15="http://schemas.microsoft.com/office/word/2012/wordml" xmlns:wpg="http://schemas.microsoft.com/office/word/2010/wordprocessingGroup" xmlns:wpi="http://schemas.microsoft.com/office/word/2010/wordprocessingInk" xmlns:wne="http://schemas.microsoft.com/office/word/2006/wordml" xmlns:wps="http://schemas.microsoft.com/office/word/2010/wordprocessingShape">
+<w:ftr xmlns:wpc="http://schemas.microsoft.com/office/word/2010/wordprocessingCanvas" xmlns:cx="http://schemas.microsoft.com/office/drawing/2014/chartex" xmlns:cx1="http://schemas.microsoft.com/office/drawing/2015/9/8/chartex" xmlns:cx2="http://schemas.microsoft.com/office/drawing/2015/10/21/chartex" xmlns:cx3="http://schemas.microsoft.com/office/drawing/2016/5/9/chartex" xmlns:cx4="http://schemas.microsoft.com/office/drawing/2016/5/10/chartex" xmlns:cx5="http://schemas.microsoft.com/office/drawing/2016/5/11/chartex" xmlns:cx6="http://schemas.microsoft.com/office/drawing/2016/5/12/chartex" xmlns:cx7="http://schemas.microsoft.com/office/drawing/2016/5/13/chartex" xmlns:cx8="http://schemas.microsoft.com/office/drawing/2016/5/14/chartex" xmlns:mc="http://schemas.openxmlformats.org/markup-compatibility/2006" xmlns:aink="http://schemas.microsoft.com/office/drawing/2016/ink" xmlns:am3d="http://schemas.microsoft.com/office/drawing/2017/model3d" xmlns:o="urn:schemas-microsoft-com:office:office" xmlns:oel="http://schemas.microsoft.com/office/2019/extlst" xmlns:r="http://schemas.openxmlformats.org/officeDocument/2006/relationships" xmlns:m="http://schemas.openxmlformats.org/officeDocument/2006/math" xmlns:v="urn:schemas-microsoft-com:vml" xmlns:wp14="http://schemas.microsoft.com/office/word/2010/wordprocessingDrawing" xmlns:wp="http://schemas.openxmlformats.org/drawingml/2006/wordprocessingDrawing" xmlns:w10="urn:schemas-microsoft-com:office:word" xmlns:w="http://schemas.openxmlformats.org/wordprocessingml/2006/main" xmlns:w14="http://schemas.microsoft.com/office/word/2010/wordml" xmlns:w15="http://schemas.microsoft.com/office/word/2012/wordml" xmlns:w16cex="http://schemas.microsoft.com/office/word/2018/wordml/cex" xmlns:w16cid="http://schemas.microsoft.com/office/word/2016/wordml/cid" xmlns:w16="http://schemas.microsoft.com/office/word/2018/wordml" xmlns:w16du="http://schemas.microsoft.com/office/word/2023/wordml/word16du" xmlns:w16sdtdh="http://schemas.microsoft.com/office/word/2020/wordml/sdtdatahash" xmlns:w16sdtfl="http://schemas.microsoft.com/office/word/2024/wordml/sdtformatlock" xmlns:w16se="http://schemas.microsoft.com/office/word/2015/wordml/symex" xmlns:wpg="http://schemas.microsoft.com/office/word/2010/wordprocessingGroup" xmlns:wpi="http://schemas.microsoft.com/office/word/2010/wordprocessingInk" xmlns:wne="http://schemas.microsoft.com/office/word/2006/wordml" xmlns:wps="http://schemas.microsoft.com/office/word/2010/wordprocessingShape" mc:Ignorable="w14 w15 w16se w16cid w16 w16cex w16sdtdh w16sdtfl w16du wp14">
+  <w:p>
+    <w:pPr>
+      <w:pStyle w:val="Pidipagina"/>
+    </w:pPr>
+  </w:p>
+</w:ftr>
+</file>
+
+<file path=word/footer2.xml><?xml version="1.0" encoding="utf-8"?>
+<w:ftr xmlns:wpc="http://schemas.microsoft.com/office/word/2010/wordprocessingCanvas" xmlns:cx="http://schemas.microsoft.com/office/drawing/2014/chartex" xmlns:cx1="http://schemas.microsoft.com/office/drawing/2015/9/8/chartex" xmlns:cx2="http://schemas.microsoft.com/office/drawing/2015/10/21/chartex" xmlns:cx3="http://schemas.microsoft.com/office/drawing/2016/5/9/chartex" xmlns:cx4="http://schemas.microsoft.com/office/drawing/2016/5/10/chartex" xmlns:cx5="http://schemas.microsoft.com/office/drawing/2016/5/11/chartex" xmlns:cx6="http://schemas.microsoft.com/office/drawing/2016/5/12/chartex" xmlns:cx7="http://schemas.microsoft.com/office/drawing/2016/5/13/chartex" xmlns:cx8="http://schemas.microsoft.com/office/drawing/2016/5/14/chartex" xmlns:mc="http://schemas.openxmlformats.org/markup-compatibility/2006" xmlns:aink="http://schemas.microsoft.com/office/drawing/2016/ink" xmlns:am3d="http://schemas.microsoft.com/office/drawing/2017/model3d" xmlns:o="urn:schemas-microsoft-com:office:office" xmlns:oel="http://schemas.microsoft.com/office/2019/extlst" xmlns:r="http://schemas.openxmlformats.org/officeDocument/2006/relationships" xmlns:m="http://schemas.openxmlformats.org/officeDocument/2006/math" xmlns:v="urn:schemas-microsoft-com:vml" xmlns:wp14="http://schemas.microsoft.com/office/word/2010/wordprocessingDrawing" xmlns:wp="http://schemas.openxmlformats.org/drawingml/2006/wordprocessingDrawing" xmlns:w10="urn:schemas-microsoft-com:office:word" xmlns:w="http://schemas.openxmlformats.org/wordprocessingml/2006/main" xmlns:w14="http://schemas.microsoft.com/office/word/2010/wordml" xmlns:w15="http://schemas.microsoft.com/office/word/2012/wordml" xmlns:w16cex="http://schemas.microsoft.com/office/word/2018/wordml/cex" xmlns:w16cid="http://schemas.microsoft.com/office/word/2016/wordml/cid" xmlns:w16="http://schemas.microsoft.com/office/word/2018/wordml" xmlns:w16du="http://schemas.microsoft.com/office/word/2023/wordml/word16du" xmlns:w16sdtdh="http://schemas.microsoft.com/office/word/2020/wordml/sdtdatahash" xmlns:w16sdtfl="http://schemas.microsoft.com/office/word/2024/wordml/sdtformatlock" xmlns:w16se="http://schemas.microsoft.com/office/word/2015/wordml/symex" xmlns:wpg="http://schemas.microsoft.com/office/word/2010/wordprocessingGroup" xmlns:wpi="http://schemas.microsoft.com/office/word/2010/wordprocessingInk" xmlns:wne="http://schemas.microsoft.com/office/word/2006/wordml" xmlns:wps="http://schemas.microsoft.com/office/word/2010/wordprocessingShape" mc:Ignorable="w14 w15 w16se w16cid w16 w16cex w16sdtdh w16sdtfl w16du wp14">
   <w:p>
     <w:pPr>
       <w:jc w:val="center"/>
     </w:pPr>
+    <w:proofErr w:type="spellStart"/>
     <w:r>
       <w:rPr>
         <w:color w:val="595959"/>
         <w:sz w:val="16"/>
         <w:szCs w:val="16"/>
       </w:rPr>
-      <w:t xml:space="preserve">Doxee Marketing AI — guida interna  ·  contatto tecnico: lbellani@doxee.com  ·  pag. </w:t>
+      <w:t>Doxee</w:t>
+    </w:r>
+    <w:proofErr w:type="spellEnd"/>
+    <w:r>
+      <w:rPr>
+        <w:color w:val="595959"/>
+        <w:sz w:val="16"/>
+        <w:szCs w:val="16"/>
+      </w:rPr>
+      <w:t xml:space="preserve"> Marketing AI — guida interna  ·    pag. </w:t>
     </w:r>
     <w:r>
       <w:rPr>
@@ -1037,27 +1195,58 @@
         <w:szCs w:val="16"/>
       </w:rPr>
       <w:fldChar w:fldCharType="begin"/>
-      <w:instrText xml:space="preserve">PAGE</w:instrText>
+    </w:r>
+    <w:r>
+      <w:rPr>
+        <w:color w:val="595959"/>
+        <w:sz w:val="16"/>
+        <w:szCs w:val="16"/>
+      </w:rPr>
+      <w:instrText>PAGE</w:instrText>
+    </w:r>
+    <w:r>
+      <w:rPr>
+        <w:color w:val="595959"/>
+        <w:sz w:val="16"/>
+        <w:szCs w:val="16"/>
+      </w:rPr>
       <w:fldChar w:fldCharType="separate"/>
+    </w:r>
+    <w:r>
+      <w:rPr>
+        <w:noProof/>
+        <w:color w:val="595959"/>
+        <w:sz w:val="16"/>
+        <w:szCs w:val="16"/>
+      </w:rPr>
+      <w:t>1</w:t>
+    </w:r>
+    <w:r>
+      <w:rPr>
+        <w:color w:val="595959"/>
+        <w:sz w:val="16"/>
+        <w:szCs w:val="16"/>
+      </w:rPr>
       <w:fldChar w:fldCharType="end"/>
     </w:r>
   </w:p>
 </w:ftr>
 </file>
 
+<file path=word/footer3.xml><?xml version="1.0" encoding="utf-8"?>
+<w:ftr xmlns:wpc="http://schemas.microsoft.com/office/word/2010/wordprocessingCanvas" xmlns:cx="http://schemas.microsoft.com/office/drawing/2014/chartex" xmlns:cx1="http://schemas.microsoft.com/office/drawing/2015/9/8/chartex" xmlns:cx2="http://schemas.microsoft.com/office/drawing/2015/10/21/chartex" xmlns:cx3="http://schemas.microsoft.com/office/drawing/2016/5/9/chartex" xmlns:cx4="http://schemas.microsoft.com/office/drawing/2016/5/10/chartex" xmlns:cx5="http://schemas.microsoft.com/office/drawing/2016/5/11/chartex" xmlns:cx6="http://schemas.microsoft.com/office/drawing/2016/5/12/chartex" xmlns:cx7="http://schemas.microsoft.com/office/drawing/2016/5/13/chartex" xmlns:cx8="http://schemas.microsoft.com/office/drawing/2016/5/14/chartex" xmlns:mc="http://schemas.openxmlformats.org/markup-compatibility/2006" xmlns:aink="http://schemas.microsoft.com/office/drawing/2016/ink" xmlns:am3d="http://schemas.microsoft.com/office/drawing/2017/model3d" xmlns:o="urn:schemas-microsoft-com:office:office" xmlns:oel="http://schemas.microsoft.com/office/2019/extlst" xmlns:r="http://schemas.openxmlformats.org/officeDocument/2006/relationships" xmlns:m="http://schemas.openxmlformats.org/officeDocument/2006/math" xmlns:v="urn:schemas-microsoft-com:vml" xmlns:wp14="http://schemas.microsoft.com/office/word/2010/wordprocessingDrawing" xmlns:wp="http://schemas.openxmlformats.org/drawingml/2006/wordprocessingDrawing" xmlns:w10="urn:schemas-microsoft-com:office:word" xmlns:w="http://schemas.openxmlformats.org/wordprocessingml/2006/main" xmlns:w14="http://schemas.microsoft.com/office/word/2010/wordml" xmlns:w15="http://schemas.microsoft.com/office/word/2012/wordml" xmlns:w16cex="http://schemas.microsoft.com/office/word/2018/wordml/cex" xmlns:w16cid="http://schemas.microsoft.com/office/word/2016/wordml/cid" xmlns:w16="http://schemas.microsoft.com/office/word/2018/wordml" xmlns:w16du="http://schemas.microsoft.com/office/word/2023/wordml/word16du" xmlns:w16sdtdh="http://schemas.microsoft.com/office/word/2020/wordml/sdtdatahash" xmlns:w16sdtfl="http://schemas.microsoft.com/office/word/2024/wordml/sdtformatlock" xmlns:w16se="http://schemas.microsoft.com/office/word/2015/wordml/symex" xmlns:wpg="http://schemas.microsoft.com/office/word/2010/wordprocessingGroup" xmlns:wpi="http://schemas.microsoft.com/office/word/2010/wordprocessingInk" xmlns:wne="http://schemas.microsoft.com/office/word/2006/wordml" xmlns:wps="http://schemas.microsoft.com/office/word/2010/wordprocessingShape" mc:Ignorable="w14 w15 w16se w16cid w16 w16cex w16sdtdh w16sdtfl w16du wp14">
+  <w:p>
+    <w:pPr>
+      <w:pStyle w:val="Pidipagina"/>
+    </w:pPr>
+  </w:p>
+</w:ftr>
+</file>
+
 <file path=word/footnotes.xml><?xml version="1.0" encoding="utf-8"?>
-<w:footnotes xmlns:wpc="http://schemas.microsoft.com/office/word/2010/wordprocessingCanvas" xmlns:mc="http://schemas.openxmlformats.org/markup-compatibility/2006" xmlns:o="urn:schemas-microsoft-com:office:office" xmlns:r="http://schemas.openxmlformats.org/officeDocument/2006/relationships" xmlns:m="http://schemas.openxmlformats.org/officeDocument/2006/math" xmlns:v="urn:schemas-microsoft-com:vml" xmlns:wp14="http://schemas.microsoft.com/office/word/2010/wordprocessingDrawing" xmlns:wp="http://schemas.openxmlformats.org/drawingml/2006/wordprocessingDrawing" xmlns:w10="urn:schemas-microsoft-com:office:word" xmlns:w="http://schemas.openxmlformats.org/wordprocessingml/2006/main" xmlns:w14="http://schemas.microsoft.com/office/word/2010/wordml" xmlns:w15="http://schemas.microsoft.com/office/word/2012/wordml" xmlns:wpg="http://schemas.microsoft.com/office/word/2010/wordprocessingGroup" xmlns:wpi="http://schemas.microsoft.com/office/word/2010/wordprocessingInk" xmlns:wne="http://schemas.microsoft.com/office/word/2006/wordml" xmlns:wps="http://schemas.microsoft.com/office/word/2010/wordprocessingShape" mc:Ignorable="w14 w15 wp14">
+<w:footnotes xmlns:wpc="http://schemas.microsoft.com/office/word/2010/wordprocessingCanvas" xmlns:cx="http://schemas.microsoft.com/office/drawing/2014/chartex" xmlns:cx1="http://schemas.microsoft.com/office/drawing/2015/9/8/chartex" xmlns:cx2="http://schemas.microsoft.com/office/drawing/2015/10/21/chartex" xmlns:cx3="http://schemas.microsoft.com/office/drawing/2016/5/9/chartex" xmlns:cx4="http://schemas.microsoft.com/office/drawing/2016/5/10/chartex" xmlns:cx5="http://schemas.microsoft.com/office/drawing/2016/5/11/chartex" xmlns:cx6="http://schemas.microsoft.com/office/drawing/2016/5/12/chartex" xmlns:cx7="http://schemas.microsoft.com/office/drawing/2016/5/13/chartex" xmlns:cx8="http://schemas.microsoft.com/office/drawing/2016/5/14/chartex" xmlns:mc="http://schemas.openxmlformats.org/markup-compatibility/2006" xmlns:aink="http://schemas.microsoft.com/office/drawing/2016/ink" xmlns:am3d="http://schemas.microsoft.com/office/drawing/2017/model3d" xmlns:o="urn:schemas-microsoft-com:office:office" xmlns:oel="http://schemas.microsoft.com/office/2019/extlst" xmlns:r="http://schemas.openxmlformats.org/officeDocument/2006/relationships" xmlns:m="http://schemas.openxmlformats.org/officeDocument/2006/math" xmlns:v="urn:schemas-microsoft-com:vml" xmlns:wp14="http://schemas.microsoft.com/office/word/2010/wordprocessingDrawing" xmlns:wp="http://schemas.openxmlformats.org/drawingml/2006/wordprocessingDrawing" xmlns:w10="urn:schemas-microsoft-com:office:word" xmlns:w="http://schemas.openxmlformats.org/wordprocessingml/2006/main" xmlns:w14="http://schemas.microsoft.com/office/word/2010/wordml" xmlns:w15="http://schemas.microsoft.com/office/word/2012/wordml" xmlns:w16cex="http://schemas.microsoft.com/office/word/2018/wordml/cex" xmlns:w16cid="http://schemas.microsoft.com/office/word/2016/wordml/cid" xmlns:w16="http://schemas.microsoft.com/office/word/2018/wordml" xmlns:w16du="http://schemas.microsoft.com/office/word/2023/wordml/word16du" xmlns:w16sdtdh="http://schemas.microsoft.com/office/word/2020/wordml/sdtdatahash" xmlns:w16sdtfl="http://schemas.microsoft.com/office/word/2024/wordml/sdtformatlock" xmlns:w16se="http://schemas.microsoft.com/office/word/2015/wordml/symex" xmlns:wpg="http://schemas.microsoft.com/office/word/2010/wordprocessingGroup" xmlns:wpi="http://schemas.microsoft.com/office/word/2010/wordprocessingInk" xmlns:wne="http://schemas.microsoft.com/office/word/2006/wordml" xmlns:wps="http://schemas.microsoft.com/office/word/2010/wordprocessingShape" mc:Ignorable="w14 w15 w16se w16cid w16 w16cex w16sdtdh w16sdtfl w16du wp14">
   <w:footnote w:type="separator" w:id="-1">
     <w:p>
-      <w:pPr>
-        <w:spacing w:after="0" w:line="240" w:lineRule="auto"/>
-      </w:pPr>
-      <w:r>
-        <w:rPr>
-          <w:rStyle w:val="FootnoteReference"/>
-        </w:rPr>
-        <w:footnoteRef/>
-      </w:r>
       <w:r>
         <w:separator/>
       </w:r>
@@ -1065,15 +1254,6 @@
   </w:footnote>
   <w:footnote w:type="continuationSeparator" w:id="0">
     <w:p>
-      <w:pPr>
-        <w:spacing w:after="0" w:line="240" w:lineRule="auto"/>
-      </w:pPr>
-      <w:r>
-        <w:rPr>
-          <w:rStyle w:val="FootnoteReference"/>
-        </w:rPr>
-        <w:footnoteRef/>
-      </w:r>
       <w:r>
         <w:continuationSeparator/>
       </w:r>
@@ -1082,11 +1262,151 @@
 </w:footnotes>
 </file>
 
+<file path=word/header1.xml><?xml version="1.0" encoding="utf-8"?>
+<w:hdr xmlns:wpc="http://schemas.microsoft.com/office/word/2010/wordprocessingCanvas" xmlns:cx="http://schemas.microsoft.com/office/drawing/2014/chartex" xmlns:cx1="http://schemas.microsoft.com/office/drawing/2015/9/8/chartex" xmlns:cx2="http://schemas.microsoft.com/office/drawing/2015/10/21/chartex" xmlns:cx3="http://schemas.microsoft.com/office/drawing/2016/5/9/chartex" xmlns:cx4="http://schemas.microsoft.com/office/drawing/2016/5/10/chartex" xmlns:cx5="http://schemas.microsoft.com/office/drawing/2016/5/11/chartex" xmlns:cx6="http://schemas.microsoft.com/office/drawing/2016/5/12/chartex" xmlns:cx7="http://schemas.microsoft.com/office/drawing/2016/5/13/chartex" xmlns:cx8="http://schemas.microsoft.com/office/drawing/2016/5/14/chartex" xmlns:mc="http://schemas.openxmlformats.org/markup-compatibility/2006" xmlns:aink="http://schemas.microsoft.com/office/drawing/2016/ink" xmlns:am3d="http://schemas.microsoft.com/office/drawing/2017/model3d" xmlns:o="urn:schemas-microsoft-com:office:office" xmlns:oel="http://schemas.microsoft.com/office/2019/extlst" xmlns:r="http://schemas.openxmlformats.org/officeDocument/2006/relationships" xmlns:m="http://schemas.openxmlformats.org/officeDocument/2006/math" xmlns:v="urn:schemas-microsoft-com:vml" xmlns:wp14="http://schemas.microsoft.com/office/word/2010/wordprocessingDrawing" xmlns:wp="http://schemas.openxmlformats.org/drawingml/2006/wordprocessingDrawing" xmlns:w10="urn:schemas-microsoft-com:office:word" xmlns:w="http://schemas.openxmlformats.org/wordprocessingml/2006/main" xmlns:w14="http://schemas.microsoft.com/office/word/2010/wordml" xmlns:w15="http://schemas.microsoft.com/office/word/2012/wordml" xmlns:w16cex="http://schemas.microsoft.com/office/word/2018/wordml/cex" xmlns:w16cid="http://schemas.microsoft.com/office/word/2016/wordml/cid" xmlns:w16="http://schemas.microsoft.com/office/word/2018/wordml" xmlns:w16du="http://schemas.microsoft.com/office/word/2023/wordml/word16du" xmlns:w16sdtdh="http://schemas.microsoft.com/office/word/2020/wordml/sdtdatahash" xmlns:w16sdtfl="http://schemas.microsoft.com/office/word/2024/wordml/sdtformatlock" xmlns:w16se="http://schemas.microsoft.com/office/word/2015/wordml/symex" xmlns:wpg="http://schemas.microsoft.com/office/word/2010/wordprocessingGroup" xmlns:wpi="http://schemas.microsoft.com/office/word/2010/wordprocessingInk" xmlns:wne="http://schemas.microsoft.com/office/word/2006/wordml" xmlns:wps="http://schemas.microsoft.com/office/word/2010/wordprocessingShape" mc:Ignorable="w14 w15 w16se w16cid w16 w16cex w16sdtdh w16sdtfl w16du wp14">
+  <w:p>
+    <w:pPr>
+      <w:pStyle w:val="Intestazione"/>
+    </w:pPr>
+  </w:p>
+</w:hdr>
+</file>
+
+<file path=word/header2.xml><?xml version="1.0" encoding="utf-8"?>
+<w:hdr xmlns:wpc="http://schemas.microsoft.com/office/word/2010/wordprocessingCanvas" xmlns:cx="http://schemas.microsoft.com/office/drawing/2014/chartex" xmlns:cx1="http://schemas.microsoft.com/office/drawing/2015/9/8/chartex" xmlns:cx2="http://schemas.microsoft.com/office/drawing/2015/10/21/chartex" xmlns:cx3="http://schemas.microsoft.com/office/drawing/2016/5/9/chartex" xmlns:cx4="http://schemas.microsoft.com/office/drawing/2016/5/10/chartex" xmlns:cx5="http://schemas.microsoft.com/office/drawing/2016/5/11/chartex" xmlns:cx6="http://schemas.microsoft.com/office/drawing/2016/5/12/chartex" xmlns:cx7="http://schemas.microsoft.com/office/drawing/2016/5/13/chartex" xmlns:cx8="http://schemas.microsoft.com/office/drawing/2016/5/14/chartex" xmlns:mc="http://schemas.openxmlformats.org/markup-compatibility/2006" xmlns:aink="http://schemas.microsoft.com/office/drawing/2016/ink" xmlns:am3d="http://schemas.microsoft.com/office/drawing/2017/model3d" xmlns:o="urn:schemas-microsoft-com:office:office" xmlns:oel="http://schemas.microsoft.com/office/2019/extlst" xmlns:r="http://schemas.openxmlformats.org/officeDocument/2006/relationships" xmlns:m="http://schemas.openxmlformats.org/officeDocument/2006/math" xmlns:v="urn:schemas-microsoft-com:vml" xmlns:wp14="http://schemas.microsoft.com/office/word/2010/wordprocessingDrawing" xmlns:wp="http://schemas.openxmlformats.org/drawingml/2006/wordprocessingDrawing" xmlns:w10="urn:schemas-microsoft-com:office:word" xmlns:w="http://schemas.openxmlformats.org/wordprocessingml/2006/main" xmlns:w14="http://schemas.microsoft.com/office/word/2010/wordml" xmlns:w15="http://schemas.microsoft.com/office/word/2012/wordml" xmlns:w16cex="http://schemas.microsoft.com/office/word/2018/wordml/cex" xmlns:w16cid="http://schemas.microsoft.com/office/word/2016/wordml/cid" xmlns:w16="http://schemas.microsoft.com/office/word/2018/wordml" xmlns:w16du="http://schemas.microsoft.com/office/word/2023/wordml/word16du" xmlns:w16sdtdh="http://schemas.microsoft.com/office/word/2020/wordml/sdtdatahash" xmlns:w16sdtfl="http://schemas.microsoft.com/office/word/2024/wordml/sdtformatlock" xmlns:w16se="http://schemas.microsoft.com/office/word/2015/wordml/symex" xmlns:wpg="http://schemas.microsoft.com/office/word/2010/wordprocessingGroup" xmlns:wpi="http://schemas.microsoft.com/office/word/2010/wordprocessingInk" xmlns:wne="http://schemas.microsoft.com/office/word/2006/wordml" xmlns:wps="http://schemas.microsoft.com/office/word/2010/wordprocessingShape" mc:Ignorable="w14 w15 w16se w16cid w16 w16cex w16sdtdh w16sdtfl w16du wp14">
+  <w:p>
+    <w:pPr>
+      <w:pStyle w:val="Intestazione"/>
+    </w:pPr>
+  </w:p>
+</w:hdr>
+</file>
+
+<file path=word/header3.xml><?xml version="1.0" encoding="utf-8"?>
+<w:hdr xmlns:wpc="http://schemas.microsoft.com/office/word/2010/wordprocessingCanvas" xmlns:cx="http://schemas.microsoft.com/office/drawing/2014/chartex" xmlns:cx1="http://schemas.microsoft.com/office/drawing/2015/9/8/chartex" xmlns:cx2="http://schemas.microsoft.com/office/drawing/2015/10/21/chartex" xmlns:cx3="http://schemas.microsoft.com/office/drawing/2016/5/9/chartex" xmlns:cx4="http://schemas.microsoft.com/office/drawing/2016/5/10/chartex" xmlns:cx5="http://schemas.microsoft.com/office/drawing/2016/5/11/chartex" xmlns:cx6="http://schemas.microsoft.com/office/drawing/2016/5/12/chartex" xmlns:cx7="http://schemas.microsoft.com/office/drawing/2016/5/13/chartex" xmlns:cx8="http://schemas.microsoft.com/office/drawing/2016/5/14/chartex" xmlns:mc="http://schemas.openxmlformats.org/markup-compatibility/2006" xmlns:aink="http://schemas.microsoft.com/office/drawing/2016/ink" xmlns:am3d="http://schemas.microsoft.com/office/drawing/2017/model3d" xmlns:o="urn:schemas-microsoft-com:office:office" xmlns:oel="http://schemas.microsoft.com/office/2019/extlst" xmlns:r="http://schemas.openxmlformats.org/officeDocument/2006/relationships" xmlns:m="http://schemas.openxmlformats.org/officeDocument/2006/math" xmlns:v="urn:schemas-microsoft-com:vml" xmlns:wp14="http://schemas.microsoft.com/office/word/2010/wordprocessingDrawing" xmlns:wp="http://schemas.openxmlformats.org/drawingml/2006/wordprocessingDrawing" xmlns:w10="urn:schemas-microsoft-com:office:word" xmlns:w="http://schemas.openxmlformats.org/wordprocessingml/2006/main" xmlns:w14="http://schemas.microsoft.com/office/word/2010/wordml" xmlns:w15="http://schemas.microsoft.com/office/word/2012/wordml" xmlns:w16cex="http://schemas.microsoft.com/office/word/2018/wordml/cex" xmlns:w16cid="http://schemas.microsoft.com/office/word/2016/wordml/cid" xmlns:w16="http://schemas.microsoft.com/office/word/2018/wordml" xmlns:w16du="http://schemas.microsoft.com/office/word/2023/wordml/word16du" xmlns:w16sdtdh="http://schemas.microsoft.com/office/word/2020/wordml/sdtdatahash" xmlns:w16sdtfl="http://schemas.microsoft.com/office/word/2024/wordml/sdtformatlock" xmlns:w16se="http://schemas.microsoft.com/office/word/2015/wordml/symex" xmlns:wpg="http://schemas.microsoft.com/office/word/2010/wordprocessingGroup" xmlns:wpi="http://schemas.microsoft.com/office/word/2010/wordprocessingInk" xmlns:wne="http://schemas.microsoft.com/office/word/2006/wordml" xmlns:wps="http://schemas.microsoft.com/office/word/2010/wordprocessingShape" mc:Ignorable="w14 w15 w16se w16cid w16 w16cex w16sdtdh w16sdtfl w16du wp14">
+  <w:p>
+    <w:pPr>
+      <w:pStyle w:val="Intestazione"/>
+    </w:pPr>
+  </w:p>
+</w:hdr>
+</file>
+
 <file path=word/numbering.xml><?xml version="1.0" encoding="utf-8"?>
-<w:numbering xmlns:wpc="http://schemas.microsoft.com/office/word/2010/wordprocessingCanvas" xmlns:mc="http://schemas.openxmlformats.org/markup-compatibility/2006" xmlns:o="urn:schemas-microsoft-com:office:office" xmlns:r="http://schemas.openxmlformats.org/officeDocument/2006/relationships" xmlns:m="http://schemas.openxmlformats.org/officeDocument/2006/math" xmlns:v="urn:schemas-microsoft-com:vml" xmlns:wp14="http://schemas.microsoft.com/office/word/2010/wordprocessingDrawing" xmlns:wp="http://schemas.openxmlformats.org/drawingml/2006/wordprocessingDrawing" xmlns:w10="urn:schemas-microsoft-com:office:word" xmlns:w="http://schemas.openxmlformats.org/wordprocessingml/2006/main" xmlns:w14="http://schemas.microsoft.com/office/word/2010/wordml" xmlns:w15="http://schemas.microsoft.com/office/word/2012/wordml" xmlns:wpg="http://schemas.microsoft.com/office/word/2010/wordprocessingGroup" xmlns:wpi="http://schemas.microsoft.com/office/word/2010/wordprocessingInk" xmlns:wne="http://schemas.microsoft.com/office/word/2006/wordml" xmlns:wps="http://schemas.microsoft.com/office/word/2010/wordprocessingShape" mc:Ignorable="w14 w15 wp14">
+<w:numbering xmlns:wpc="http://schemas.microsoft.com/office/word/2010/wordprocessingCanvas" xmlns:cx="http://schemas.microsoft.com/office/drawing/2014/chartex" xmlns:cx1="http://schemas.microsoft.com/office/drawing/2015/9/8/chartex" xmlns:cx2="http://schemas.microsoft.com/office/drawing/2015/10/21/chartex" xmlns:cx3="http://schemas.microsoft.com/office/drawing/2016/5/9/chartex" xmlns:cx4="http://schemas.microsoft.com/office/drawing/2016/5/10/chartex" xmlns:cx5="http://schemas.microsoft.com/office/drawing/2016/5/11/chartex" xmlns:cx6="http://schemas.microsoft.com/office/drawing/2016/5/12/chartex" xmlns:cx7="http://schemas.microsoft.com/office/drawing/2016/5/13/chartex" xmlns:cx8="http://schemas.microsoft.com/office/drawing/2016/5/14/chartex" xmlns:mc="http://schemas.openxmlformats.org/markup-compatibility/2006" xmlns:aink="http://schemas.microsoft.com/office/drawing/2016/ink" xmlns:am3d="http://schemas.microsoft.com/office/drawing/2017/model3d" xmlns:o="urn:schemas-microsoft-com:office:office" xmlns:oel="http://schemas.microsoft.com/office/2019/extlst" xmlns:r="http://schemas.openxmlformats.org/officeDocument/2006/relationships" xmlns:m="http://schemas.openxmlformats.org/officeDocument/2006/math" xmlns:v="urn:schemas-microsoft-com:vml" xmlns:wp14="http://schemas.microsoft.com/office/word/2010/wordprocessingDrawing" xmlns:wp="http://schemas.openxmlformats.org/drawingml/2006/wordprocessingDrawing" xmlns:w10="urn:schemas-microsoft-com:office:word" xmlns:w="http://schemas.openxmlformats.org/wordprocessingml/2006/main" xmlns:w14="http://schemas.microsoft.com/office/word/2010/wordml" xmlns:w15="http://schemas.microsoft.com/office/word/2012/wordml" xmlns:w16cex="http://schemas.microsoft.com/office/word/2018/wordml/cex" xmlns:w16cid="http://schemas.microsoft.com/office/word/2016/wordml/cid" xmlns:w16="http://schemas.microsoft.com/office/word/2018/wordml" xmlns:w16du="http://schemas.microsoft.com/office/word/2023/wordml/word16du" xmlns:w16sdtdh="http://schemas.microsoft.com/office/word/2020/wordml/sdtdatahash" xmlns:w16sdtfl="http://schemas.microsoft.com/office/word/2024/wordml/sdtformatlock" xmlns:w16se="http://schemas.microsoft.com/office/word/2015/wordml/symex" xmlns:wpg="http://schemas.microsoft.com/office/word/2010/wordprocessingGroup" xmlns:wpi="http://schemas.microsoft.com/office/word/2010/wordprocessingInk" xmlns:wne="http://schemas.microsoft.com/office/word/2006/wordml" xmlns:wps="http://schemas.microsoft.com/office/word/2010/wordprocessingShape" mc:Ignorable="w14 w15 w16se w16cid w16 w16cex w16sdtdh w16sdtfl w16du wp14">
+  <w:abstractNum w:abstractNumId="0" w15:restartNumberingAfterBreak="0">
+    <w:nsid w:val="583778D1"/>
+    <w:multiLevelType w:val="hybridMultilevel"/>
+    <w:tmpl w:val="7602CDBE"/>
+    <w:lvl w:ilvl="0" w:tplc="78746654">
+      <w:start w:val="1"/>
+      <w:numFmt w:val="decimal"/>
+      <w:lvlText w:val="%1."/>
+      <w:lvlJc w:val="left"/>
+      <w:pPr>
+        <w:ind w:left="540" w:hanging="280"/>
+      </w:pPr>
+    </w:lvl>
+    <w:lvl w:ilvl="1" w:tplc="4134E9E6">
+      <w:numFmt w:val="decimal"/>
+      <w:lvlText w:val=""/>
+      <w:lvlJc w:val="left"/>
+    </w:lvl>
+    <w:lvl w:ilvl="2" w:tplc="B174420E">
+      <w:numFmt w:val="decimal"/>
+      <w:lvlText w:val=""/>
+      <w:lvlJc w:val="left"/>
+    </w:lvl>
+    <w:lvl w:ilvl="3" w:tplc="69AA2604">
+      <w:numFmt w:val="decimal"/>
+      <w:lvlText w:val=""/>
+      <w:lvlJc w:val="left"/>
+    </w:lvl>
+    <w:lvl w:ilvl="4" w:tplc="C00C0B28">
+      <w:numFmt w:val="decimal"/>
+      <w:lvlText w:val=""/>
+      <w:lvlJc w:val="left"/>
+    </w:lvl>
+    <w:lvl w:ilvl="5" w:tplc="3A040E44">
+      <w:numFmt w:val="decimal"/>
+      <w:lvlText w:val=""/>
+      <w:lvlJc w:val="left"/>
+    </w:lvl>
+    <w:lvl w:ilvl="6" w:tplc="AA5C0BB2">
+      <w:numFmt w:val="decimal"/>
+      <w:lvlText w:val=""/>
+      <w:lvlJc w:val="left"/>
+    </w:lvl>
+    <w:lvl w:ilvl="7" w:tplc="0B3E85C8">
+      <w:numFmt w:val="decimal"/>
+      <w:lvlText w:val=""/>
+      <w:lvlJc w:val="left"/>
+    </w:lvl>
+    <w:lvl w:ilvl="8" w:tplc="BC602B2A">
+      <w:numFmt w:val="decimal"/>
+      <w:lvlText w:val=""/>
+      <w:lvlJc w:val="left"/>
+    </w:lvl>
+  </w:abstractNum>
   <w:abstractNum w:abstractNumId="1" w15:restartNumberingAfterBreak="0">
+    <w:nsid w:val="60450FE6"/>
     <w:multiLevelType w:val="hybridMultilevel"/>
-    <w:lvl w:ilvl="0" w15:tentative="1">
+    <w:tmpl w:val="17BAA964"/>
+    <w:lvl w:ilvl="0" w:tplc="CAA0F0FA">
+      <w:start w:val="1"/>
+      <w:numFmt w:val="bullet"/>
+      <w:lvlText w:val="•"/>
+      <w:lvlJc w:val="left"/>
+      <w:pPr>
+        <w:ind w:left="540" w:hanging="280"/>
+      </w:pPr>
+    </w:lvl>
+    <w:lvl w:ilvl="1" w:tplc="35D6D4E6">
+      <w:numFmt w:val="decimal"/>
+      <w:lvlText w:val=""/>
+      <w:lvlJc w:val="left"/>
+    </w:lvl>
+    <w:lvl w:ilvl="2" w:tplc="0F92D1EC">
+      <w:numFmt w:val="decimal"/>
+      <w:lvlText w:val=""/>
+      <w:lvlJc w:val="left"/>
+    </w:lvl>
+    <w:lvl w:ilvl="3" w:tplc="EECA604A">
+      <w:numFmt w:val="decimal"/>
+      <w:lvlText w:val=""/>
+      <w:lvlJc w:val="left"/>
+    </w:lvl>
+    <w:lvl w:ilvl="4" w:tplc="6D34DD42">
+      <w:numFmt w:val="decimal"/>
+      <w:lvlText w:val=""/>
+      <w:lvlJc w:val="left"/>
+    </w:lvl>
+    <w:lvl w:ilvl="5" w:tplc="CFDEF83A">
+      <w:numFmt w:val="decimal"/>
+      <w:lvlText w:val=""/>
+      <w:lvlJc w:val="left"/>
+    </w:lvl>
+    <w:lvl w:ilvl="6" w:tplc="5B74EA40">
+      <w:numFmt w:val="decimal"/>
+      <w:lvlText w:val=""/>
+      <w:lvlJc w:val="left"/>
+    </w:lvl>
+    <w:lvl w:ilvl="7" w:tplc="443E8AA8">
+      <w:numFmt w:val="decimal"/>
+      <w:lvlText w:val=""/>
+      <w:lvlJc w:val="left"/>
+    </w:lvl>
+    <w:lvl w:ilvl="8" w:tplc="CEDC8DA2">
+      <w:numFmt w:val="decimal"/>
+      <w:lvlText w:val=""/>
+      <w:lvlJc w:val="left"/>
+    </w:lvl>
+  </w:abstractNum>
+  <w:abstractNum w:abstractNumId="2" w15:restartNumberingAfterBreak="0">
+    <w:nsid w:val="77281BF5"/>
+    <w:multiLevelType w:val="hybridMultilevel"/>
+    <w:tmpl w:val="4B289C98"/>
+    <w:lvl w:ilvl="0" w:tplc="ECBA3B00">
       <w:start w:val="1"/>
       <w:numFmt w:val="bullet"/>
       <w:lvlText w:val="●"/>
@@ -1095,7 +1415,7 @@
         <w:ind w:left="720" w:hanging="360"/>
       </w:pPr>
     </w:lvl>
-    <w:lvl w:ilvl="1" w15:tentative="1">
+    <w:lvl w:ilvl="1" w:tplc="C534D6CA">
       <w:start w:val="1"/>
       <w:numFmt w:val="bullet"/>
       <w:lvlText w:val="○"/>
@@ -1104,7 +1424,7 @@
         <w:ind w:left="1440" w:hanging="360"/>
       </w:pPr>
     </w:lvl>
-    <w:lvl w:ilvl="2" w15:tentative="1">
+    <w:lvl w:ilvl="2" w:tplc="8264DE30">
       <w:start w:val="1"/>
       <w:numFmt w:val="bullet"/>
       <w:lvlText w:val="■"/>
@@ -1113,7 +1433,7 @@
         <w:ind w:left="2160" w:hanging="360"/>
       </w:pPr>
     </w:lvl>
-    <w:lvl w:ilvl="3" w15:tentative="1">
+    <w:lvl w:ilvl="3" w:tplc="98D4A714">
       <w:start w:val="1"/>
       <w:numFmt w:val="bullet"/>
       <w:lvlText w:val="●"/>
@@ -1122,7 +1442,7 @@
         <w:ind w:left="2880" w:hanging="360"/>
       </w:pPr>
     </w:lvl>
-    <w:lvl w:ilvl="4" w15:tentative="1">
+    <w:lvl w:ilvl="4" w:tplc="356CDFF2">
       <w:start w:val="1"/>
       <w:numFmt w:val="bullet"/>
       <w:lvlText w:val="○"/>
@@ -1131,7 +1451,7 @@
         <w:ind w:left="3600" w:hanging="360"/>
       </w:pPr>
     </w:lvl>
-    <w:lvl w:ilvl="5" w15:tentative="1">
+    <w:lvl w:ilvl="5" w:tplc="CC183EC8">
       <w:start w:val="1"/>
       <w:numFmt w:val="bullet"/>
       <w:lvlText w:val="■"/>
@@ -1140,7 +1460,7 @@
         <w:ind w:left="4320" w:hanging="360"/>
       </w:pPr>
     </w:lvl>
-    <w:lvl w:ilvl="6" w15:tentative="1">
+    <w:lvl w:ilvl="6" w:tplc="E0D29C4E">
       <w:start w:val="1"/>
       <w:numFmt w:val="bullet"/>
       <w:lvlText w:val="●"/>
@@ -1149,7 +1469,7 @@
         <w:ind w:left="5040" w:hanging="360"/>
       </w:pPr>
     </w:lvl>
-    <w:lvl w:ilvl="7" w15:tentative="1">
+    <w:lvl w:ilvl="7" w:tplc="D9EA9308">
       <w:start w:val="1"/>
       <w:numFmt w:val="bullet"/>
       <w:lvlText w:val="●"/>
@@ -1158,7 +1478,7 @@
         <w:ind w:left="5760" w:hanging="360"/>
       </w:pPr>
     </w:lvl>
-    <w:lvl w:ilvl="8" w15:tentative="1">
+    <w:lvl w:ilvl="8" w:tplc="4768F306">
       <w:start w:val="1"/>
       <w:numFmt w:val="bullet"/>
       <w:lvlText w:val="●"/>
@@ -1168,44 +1488,20 @@
       </w:pPr>
     </w:lvl>
   </w:abstractNum>
-  <w:abstractNum w:abstractNumId="2" w15:restartNumberingAfterBreak="0">
-    <w:multiLevelType w:val="hybridMultilevel"/>
-    <w:lvl w:ilvl="0" w15:tentative="1">
-      <w:start w:val="1"/>
-      <w:numFmt w:val="bullet"/>
-      <w:lvlText w:val="•"/>
-      <w:lvlJc w:val="left"/>
-      <w:pPr>
-        <w:ind w:left="540" w:hanging="280"/>
-      </w:pPr>
-    </w:lvl>
-  </w:abstractNum>
-  <w:abstractNum w:abstractNumId="3" w15:restartNumberingAfterBreak="0">
-    <w:multiLevelType w:val="hybridMultilevel"/>
-    <w:lvl w:ilvl="0" w15:tentative="1">
-      <w:start w:val="1"/>
-      <w:numFmt w:val="decimal"/>
-      <w:lvlText w:val="%1."/>
-      <w:lvlJc w:val="left"/>
-      <w:pPr>
-        <w:ind w:left="540" w:hanging="280"/>
-      </w:pPr>
-    </w:lvl>
-  </w:abstractNum>
-  <w:num w:numId="1">
+  <w:num w:numId="1" w16cid:durableId="1275819843">
+    <w:abstractNumId w:val="2"/>
+    <w:lvlOverride w:ilvl="0">
+      <w:startOverride w:val="1"/>
+    </w:lvlOverride>
+  </w:num>
+  <w:num w:numId="2" w16cid:durableId="804926677">
     <w:abstractNumId w:val="1"/>
     <w:lvlOverride w:ilvl="0">
       <w:startOverride w:val="1"/>
     </w:lvlOverride>
   </w:num>
-  <w:num w:numId="2">
-    <w:abstractNumId w:val="2"/>
-    <w:lvlOverride w:ilvl="0">
-      <w:startOverride w:val="1"/>
-    </w:lvlOverride>
-  </w:num>
-  <w:num w:numId="3">
-    <w:abstractNumId w:val="3"/>
+  <w:num w:numId="3" w16cid:durableId="1781293527">
+    <w:abstractNumId w:val="0"/>
     <w:lvlOverride w:ilvl="0">
       <w:startOverride w:val="1"/>
     </w:lvlOverride>
@@ -1214,107 +1510,546 @@
 </file>
 
 <file path=word/styles.xml><?xml version="1.0" encoding="utf-8"?>
-<w:styles xmlns:mc="http://schemas.openxmlformats.org/markup-compatibility/2006" xmlns:r="http://schemas.openxmlformats.org/officeDocument/2006/relationships" xmlns:w="http://schemas.openxmlformats.org/wordprocessingml/2006/main" xmlns:w14="http://schemas.microsoft.com/office/word/2010/wordml" xmlns:w15="http://schemas.microsoft.com/office/word/2012/wordml" mc:Ignorable="w14 w15">
+<w:styles xmlns:mc="http://schemas.openxmlformats.org/markup-compatibility/2006" xmlns:r="http://schemas.openxmlformats.org/officeDocument/2006/relationships" xmlns:w="http://schemas.openxmlformats.org/wordprocessingml/2006/main" xmlns:w14="http://schemas.microsoft.com/office/word/2010/wordml" xmlns:w15="http://schemas.microsoft.com/office/word/2012/wordml" xmlns:w16cex="http://schemas.microsoft.com/office/word/2018/wordml/cex" xmlns:w16cid="http://schemas.microsoft.com/office/word/2016/wordml/cid" xmlns:w16="http://schemas.microsoft.com/office/word/2018/wordml" xmlns:w16du="http://schemas.microsoft.com/office/word/2023/wordml/word16du" xmlns:w16sdtdh="http://schemas.microsoft.com/office/word/2020/wordml/sdtdatahash" xmlns:w16sdtfl="http://schemas.microsoft.com/office/word/2024/wordml/sdtformatlock" xmlns:w16se="http://schemas.microsoft.com/office/word/2015/wordml/symex" mc:Ignorable="w14 w15 w16se w16cid w16 w16cex w16sdtdh w16sdtfl w16du">
   <w:docDefaults>
     <w:rPrDefault>
       <w:rPr>
-        <w:rFonts w:ascii="Arial" w:cs="Arial" w:eastAsia="Arial" w:hAnsi="Arial"/>
+        <w:rFonts w:ascii="Arial" w:eastAsia="Arial" w:hAnsi="Arial" w:cs="Arial"/>
         <w:sz w:val="22"/>
         <w:szCs w:val="22"/>
+        <w:lang w:val="it-IT" w:eastAsia="it-IT" w:bidi="ar-SA"/>
       </w:rPr>
     </w:rPrDefault>
     <w:pPrDefault/>
   </w:docDefaults>
-  <w:style w:type="paragraph" w:styleId="Title">
-    <w:name w:val="Title"/>
-    <w:basedOn w:val="Normal"/>
-    <w:next w:val="Normal"/>
+  <w:latentStyles w:defLockedState="0" w:defUIPriority="99" w:defSemiHidden="0" w:defUnhideWhenUsed="0" w:defQFormat="0" w:count="376">
+    <w:lsdException w:name="Normal" w:uiPriority="0" w:qFormat="1"/>
+    <w:lsdException w:name="heading 1" w:uiPriority="9" w:qFormat="1"/>
+    <w:lsdException w:name="heading 2" w:semiHidden="1" w:uiPriority="9" w:unhideWhenUsed="1" w:qFormat="1"/>
+    <w:lsdException w:name="heading 3" w:semiHidden="1" w:uiPriority="9" w:unhideWhenUsed="1" w:qFormat="1"/>
+    <w:lsdException w:name="heading 4" w:semiHidden="1" w:uiPriority="9" w:unhideWhenUsed="1" w:qFormat="1"/>
+    <w:lsdException w:name="heading 5" w:semiHidden="1" w:uiPriority="9" w:unhideWhenUsed="1" w:qFormat="1"/>
+    <w:lsdException w:name="heading 6" w:semiHidden="1" w:uiPriority="9" w:unhideWhenUsed="1" w:qFormat="1"/>
+    <w:lsdException w:name="heading 7" w:semiHidden="1" w:uiPriority="9" w:unhideWhenUsed="1" w:qFormat="1"/>
+    <w:lsdException w:name="heading 8" w:semiHidden="1" w:uiPriority="9" w:unhideWhenUsed="1" w:qFormat="1"/>
+    <w:lsdException w:name="heading 9" w:semiHidden="1" w:uiPriority="9" w:unhideWhenUsed="1" w:qFormat="1"/>
+    <w:lsdException w:name="index 1" w:semiHidden="1" w:unhideWhenUsed="1"/>
+    <w:lsdException w:name="index 2" w:semiHidden="1" w:unhideWhenUsed="1"/>
+    <w:lsdException w:name="index 3" w:semiHidden="1" w:unhideWhenUsed="1"/>
+    <w:lsdException w:name="index 4" w:semiHidden="1" w:unhideWhenUsed="1"/>
+    <w:lsdException w:name="index 5" w:semiHidden="1" w:unhideWhenUsed="1"/>
+    <w:lsdException w:name="index 6" w:semiHidden="1" w:unhideWhenUsed="1"/>
+    <w:lsdException w:name="index 7" w:semiHidden="1" w:unhideWhenUsed="1"/>
+    <w:lsdException w:name="index 8" w:semiHidden="1" w:unhideWhenUsed="1"/>
+    <w:lsdException w:name="index 9" w:semiHidden="1" w:unhideWhenUsed="1"/>
+    <w:lsdException w:name="toc 1" w:semiHidden="1" w:uiPriority="39" w:unhideWhenUsed="1"/>
+    <w:lsdException w:name="toc 2" w:semiHidden="1" w:uiPriority="39" w:unhideWhenUsed="1"/>
+    <w:lsdException w:name="toc 3" w:semiHidden="1" w:uiPriority="39" w:unhideWhenUsed="1"/>
+    <w:lsdException w:name="toc 4" w:semiHidden="1" w:uiPriority="39" w:unhideWhenUsed="1"/>
+    <w:lsdException w:name="toc 5" w:semiHidden="1" w:uiPriority="39" w:unhideWhenUsed="1"/>
+    <w:lsdException w:name="toc 6" w:semiHidden="1" w:uiPriority="39" w:unhideWhenUsed="1"/>
+    <w:lsdException w:name="toc 7" w:semiHidden="1" w:uiPriority="39" w:unhideWhenUsed="1"/>
+    <w:lsdException w:name="toc 8" w:semiHidden="1" w:uiPriority="39" w:unhideWhenUsed="1"/>
+    <w:lsdException w:name="toc 9" w:semiHidden="1" w:uiPriority="39" w:unhideWhenUsed="1"/>
+    <w:lsdException w:name="Normal Indent" w:semiHidden="1" w:unhideWhenUsed="1"/>
+    <w:lsdException w:name="footnote text" w:semiHidden="1" w:unhideWhenUsed="1"/>
+    <w:lsdException w:name="annotation text" w:semiHidden="1" w:unhideWhenUsed="1"/>
+    <w:lsdException w:name="header" w:semiHidden="1" w:unhideWhenUsed="1"/>
+    <w:lsdException w:name="footer" w:semiHidden="1" w:unhideWhenUsed="1"/>
+    <w:lsdException w:name="index heading" w:semiHidden="1" w:unhideWhenUsed="1"/>
+    <w:lsdException w:name="caption" w:semiHidden="1" w:uiPriority="35" w:unhideWhenUsed="1" w:qFormat="1"/>
+    <w:lsdException w:name="table of figures" w:semiHidden="1" w:unhideWhenUsed="1"/>
+    <w:lsdException w:name="envelope address" w:semiHidden="1" w:unhideWhenUsed="1"/>
+    <w:lsdException w:name="envelope return" w:semiHidden="1" w:unhideWhenUsed="1"/>
+    <w:lsdException w:name="footnote reference" w:semiHidden="1" w:unhideWhenUsed="1"/>
+    <w:lsdException w:name="annotation reference" w:semiHidden="1" w:unhideWhenUsed="1"/>
+    <w:lsdException w:name="line number" w:semiHidden="1" w:unhideWhenUsed="1"/>
+    <w:lsdException w:name="page number" w:semiHidden="1" w:unhideWhenUsed="1"/>
+    <w:lsdException w:name="endnote reference" w:semiHidden="1" w:unhideWhenUsed="1"/>
+    <w:lsdException w:name="endnote text" w:semiHidden="1" w:unhideWhenUsed="1"/>
+    <w:lsdException w:name="table of authorities" w:semiHidden="1" w:unhideWhenUsed="1"/>
+    <w:lsdException w:name="macro" w:semiHidden="1" w:unhideWhenUsed="1"/>
+    <w:lsdException w:name="toa heading" w:semiHidden="1" w:unhideWhenUsed="1"/>
+    <w:lsdException w:name="List" w:semiHidden="1" w:unhideWhenUsed="1"/>
+    <w:lsdException w:name="List Bullet" w:semiHidden="1" w:unhideWhenUsed="1"/>
+    <w:lsdException w:name="List Number" w:semiHidden="1" w:unhideWhenUsed="1"/>
+    <w:lsdException w:name="List 2" w:semiHidden="1" w:unhideWhenUsed="1"/>
+    <w:lsdException w:name="List 3" w:semiHidden="1" w:unhideWhenUsed="1"/>
+    <w:lsdException w:name="List 4" w:semiHidden="1" w:unhideWhenUsed="1"/>
+    <w:lsdException w:name="List 5" w:semiHidden="1" w:unhideWhenUsed="1"/>
+    <w:lsdException w:name="List Bullet 2" w:semiHidden="1" w:unhideWhenUsed="1"/>
+    <w:lsdException w:name="List Bullet 3" w:semiHidden="1" w:unhideWhenUsed="1"/>
+    <w:lsdException w:name="List Bullet 4" w:semiHidden="1" w:unhideWhenUsed="1"/>
+    <w:lsdException w:name="List Bullet 5" w:semiHidden="1" w:unhideWhenUsed="1"/>
+    <w:lsdException w:name="List Number 2" w:semiHidden="1" w:unhideWhenUsed="1"/>
+    <w:lsdException w:name="List Number 3" w:semiHidden="1" w:unhideWhenUsed="1"/>
+    <w:lsdException w:name="List Number 4" w:semiHidden="1" w:unhideWhenUsed="1"/>
+    <w:lsdException w:name="List Number 5" w:semiHidden="1" w:unhideWhenUsed="1"/>
+    <w:lsdException w:name="Title" w:uiPriority="10" w:qFormat="1"/>
+    <w:lsdException w:name="Closing" w:semiHidden="1" w:unhideWhenUsed="1"/>
+    <w:lsdException w:name="Signature" w:semiHidden="1" w:unhideWhenUsed="1"/>
+    <w:lsdException w:name="Default Paragraph Font" w:semiHidden="1" w:uiPriority="1" w:unhideWhenUsed="1"/>
+    <w:lsdException w:name="Body Text" w:semiHidden="1" w:unhideWhenUsed="1"/>
+    <w:lsdException w:name="Body Text Indent" w:semiHidden="1" w:unhideWhenUsed="1"/>
+    <w:lsdException w:name="List Continue" w:semiHidden="1" w:unhideWhenUsed="1"/>
+    <w:lsdException w:name="List Continue 2" w:semiHidden="1" w:unhideWhenUsed="1"/>
+    <w:lsdException w:name="List Continue 3" w:semiHidden="1" w:unhideWhenUsed="1"/>
+    <w:lsdException w:name="List Continue 4" w:semiHidden="1" w:unhideWhenUsed="1"/>
+    <w:lsdException w:name="List Continue 5" w:semiHidden="1" w:unhideWhenUsed="1"/>
+    <w:lsdException w:name="Message Header" w:semiHidden="1" w:unhideWhenUsed="1"/>
+    <w:lsdException w:name="Subtitle" w:uiPriority="11" w:qFormat="1"/>
+    <w:lsdException w:name="Salutation" w:semiHidden="1" w:unhideWhenUsed="1"/>
+    <w:lsdException w:name="Date" w:semiHidden="1" w:unhideWhenUsed="1"/>
+    <w:lsdException w:name="Body Text First Indent" w:semiHidden="1" w:unhideWhenUsed="1"/>
+    <w:lsdException w:name="Body Text First Indent 2" w:semiHidden="1" w:unhideWhenUsed="1"/>
+    <w:lsdException w:name="Note Heading" w:semiHidden="1" w:unhideWhenUsed="1"/>
+    <w:lsdException w:name="Body Text 2" w:semiHidden="1" w:unhideWhenUsed="1"/>
+    <w:lsdException w:name="Body Text 3" w:semiHidden="1" w:unhideWhenUsed="1"/>
+    <w:lsdException w:name="Body Text Indent 2" w:semiHidden="1" w:unhideWhenUsed="1"/>
+    <w:lsdException w:name="Body Text Indent 3" w:semiHidden="1" w:unhideWhenUsed="1"/>
+    <w:lsdException w:name="Block Text" w:semiHidden="1" w:unhideWhenUsed="1"/>
+    <w:lsdException w:name="Hyperlink" w:semiHidden="1" w:unhideWhenUsed="1"/>
+    <w:lsdException w:name="FollowedHyperlink" w:semiHidden="1" w:unhideWhenUsed="1"/>
+    <w:lsdException w:name="Strong" w:uiPriority="22" w:qFormat="1"/>
+    <w:lsdException w:name="Emphasis" w:uiPriority="20" w:qFormat="1"/>
+    <w:lsdException w:name="Document Map" w:semiHidden="1" w:unhideWhenUsed="1"/>
+    <w:lsdException w:name="Plain Text" w:semiHidden="1" w:unhideWhenUsed="1"/>
+    <w:lsdException w:name="E-mail Signature" w:semiHidden="1" w:unhideWhenUsed="1"/>
+    <w:lsdException w:name="HTML Top of Form" w:semiHidden="1" w:unhideWhenUsed="1"/>
+    <w:lsdException w:name="HTML Bottom of Form" w:semiHidden="1" w:unhideWhenUsed="1"/>
+    <w:lsdException w:name="Normal (Web)" w:semiHidden="1" w:unhideWhenUsed="1"/>
+    <w:lsdException w:name="HTML Acronym" w:semiHidden="1" w:unhideWhenUsed="1"/>
+    <w:lsdException w:name="HTML Address" w:semiHidden="1" w:unhideWhenUsed="1"/>
+    <w:lsdException w:name="HTML Cite" w:semiHidden="1" w:unhideWhenUsed="1"/>
+    <w:lsdException w:name="HTML Code" w:semiHidden="1" w:unhideWhenUsed="1"/>
+    <w:lsdException w:name="HTML Definition" w:semiHidden="1" w:unhideWhenUsed="1"/>
+    <w:lsdException w:name="HTML Keyboard" w:semiHidden="1" w:unhideWhenUsed="1"/>
+    <w:lsdException w:name="HTML Preformatted" w:semiHidden="1" w:unhideWhenUsed="1"/>
+    <w:lsdException w:name="HTML Sample" w:semiHidden="1" w:unhideWhenUsed="1"/>
+    <w:lsdException w:name="HTML Typewriter" w:semiHidden="1" w:unhideWhenUsed="1"/>
+    <w:lsdException w:name="HTML Variable" w:semiHidden="1" w:unhideWhenUsed="1"/>
+    <w:lsdException w:name="Normal Table" w:semiHidden="1" w:unhideWhenUsed="1"/>
+    <w:lsdException w:name="annotation subject" w:semiHidden="1" w:unhideWhenUsed="1"/>
+    <w:lsdException w:name="No List" w:semiHidden="1" w:unhideWhenUsed="1"/>
+    <w:lsdException w:name="Outline List 1" w:semiHidden="1" w:unhideWhenUsed="1"/>
+    <w:lsdException w:name="Outline List 2" w:semiHidden="1" w:unhideWhenUsed="1"/>
+    <w:lsdException w:name="Outline List 3" w:semiHidden="1" w:unhideWhenUsed="1"/>
+    <w:lsdException w:name="Table Simple 1" w:semiHidden="1" w:unhideWhenUsed="1"/>
+    <w:lsdException w:name="Table Simple 2" w:semiHidden="1" w:unhideWhenUsed="1"/>
+    <w:lsdException w:name="Table Simple 3" w:semiHidden="1" w:unhideWhenUsed="1"/>
+    <w:lsdException w:name="Table Classic 1" w:semiHidden="1" w:unhideWhenUsed="1"/>
+    <w:lsdException w:name="Table Classic 2" w:semiHidden="1" w:unhideWhenUsed="1"/>
+    <w:lsdException w:name="Table Classic 3" w:semiHidden="1" w:unhideWhenUsed="1"/>
+    <w:lsdException w:name="Table Classic 4" w:semiHidden="1" w:unhideWhenUsed="1"/>
+    <w:lsdException w:name="Table Colorful 1" w:semiHidden="1" w:unhideWhenUsed="1"/>
+    <w:lsdException w:name="Table Colorful 2" w:semiHidden="1" w:unhideWhenUsed="1"/>
+    <w:lsdException w:name="Table Colorful 3" w:semiHidden="1" w:unhideWhenUsed="1"/>
+    <w:lsdException w:name="Table Columns 1" w:semiHidden="1" w:unhideWhenUsed="1"/>
+    <w:lsdException w:name="Table Columns 2" w:semiHidden="1" w:unhideWhenUsed="1"/>
+    <w:lsdException w:name="Table Columns 3" w:semiHidden="1" w:unhideWhenUsed="1"/>
+    <w:lsdException w:name="Table Columns 4" w:semiHidden="1" w:unhideWhenUsed="1"/>
+    <w:lsdException w:name="Table Columns 5" w:semiHidden="1" w:unhideWhenUsed="1"/>
+    <w:lsdException w:name="Table Grid 1" w:semiHidden="1" w:unhideWhenUsed="1"/>
+    <w:lsdException w:name="Table Grid 2" w:semiHidden="1" w:unhideWhenUsed="1"/>
+    <w:lsdException w:name="Table Grid 3" w:semiHidden="1" w:unhideWhenUsed="1"/>
+    <w:lsdException w:name="Table Grid 4" w:semiHidden="1" w:unhideWhenUsed="1"/>
+    <w:lsdException w:name="Table Grid 5" w:semiHidden="1" w:unhideWhenUsed="1"/>
+    <w:lsdException w:name="Table Grid 6" w:semiHidden="1" w:unhideWhenUsed="1"/>
+    <w:lsdException w:name="Table Grid 7" w:semiHidden="1" w:unhideWhenUsed="1"/>
+    <w:lsdException w:name="Table Grid 8" w:semiHidden="1" w:unhideWhenUsed="1"/>
+    <w:lsdException w:name="Table List 1" w:semiHidden="1" w:unhideWhenUsed="1"/>
+    <w:lsdException w:name="Table List 2" w:semiHidden="1" w:unhideWhenUsed="1"/>
+    <w:lsdException w:name="Table List 3" w:semiHidden="1" w:unhideWhenUsed="1"/>
+    <w:lsdException w:name="Table List 4" w:semiHidden="1" w:unhideWhenUsed="1"/>
+    <w:lsdException w:name="Table List 5" w:semiHidden="1" w:unhideWhenUsed="1"/>
+    <w:lsdException w:name="Table List 6" w:semiHidden="1" w:unhideWhenUsed="1"/>
+    <w:lsdException w:name="Table List 7" w:semiHidden="1" w:unhideWhenUsed="1"/>
+    <w:lsdException w:name="Table List 8" w:semiHidden="1" w:unhideWhenUsed="1"/>
+    <w:lsdException w:name="Table 3D effects 1" w:semiHidden="1" w:unhideWhenUsed="1"/>
+    <w:lsdException w:name="Table 3D effects 2" w:semiHidden="1" w:unhideWhenUsed="1"/>
+    <w:lsdException w:name="Table 3D effects 3" w:semiHidden="1" w:unhideWhenUsed="1"/>
+    <w:lsdException w:name="Table Contemporary" w:semiHidden="1" w:unhideWhenUsed="1"/>
+    <w:lsdException w:name="Table Elegant" w:semiHidden="1" w:unhideWhenUsed="1"/>
+    <w:lsdException w:name="Table Professional" w:semiHidden="1" w:unhideWhenUsed="1"/>
+    <w:lsdException w:name="Table Subtle 1" w:semiHidden="1" w:unhideWhenUsed="1"/>
+    <w:lsdException w:name="Table Subtle 2" w:semiHidden="1" w:unhideWhenUsed="1"/>
+    <w:lsdException w:name="Table Web 1" w:semiHidden="1" w:unhideWhenUsed="1"/>
+    <w:lsdException w:name="Table Web 2" w:semiHidden="1" w:unhideWhenUsed="1"/>
+    <w:lsdException w:name="Table Web 3" w:semiHidden="1" w:unhideWhenUsed="1"/>
+    <w:lsdException w:name="Balloon Text" w:semiHidden="1" w:unhideWhenUsed="1"/>
+    <w:lsdException w:name="Table Grid" w:uiPriority="39"/>
+    <w:lsdException w:name="Table Theme" w:semiHidden="1" w:unhideWhenUsed="1"/>
+    <w:lsdException w:name="Placeholder Text" w:semiHidden="1"/>
+    <w:lsdException w:name="No Spacing" w:uiPriority="1" w:qFormat="1"/>
+    <w:lsdException w:name="Light Shading" w:uiPriority="60"/>
+    <w:lsdException w:name="Light List" w:uiPriority="61"/>
+    <w:lsdException w:name="Light Grid" w:uiPriority="62"/>
+    <w:lsdException w:name="Medium Shading 1" w:uiPriority="63"/>
+    <w:lsdException w:name="Medium Shading 2" w:uiPriority="64"/>
+    <w:lsdException w:name="Medium List 1" w:uiPriority="65"/>
+    <w:lsdException w:name="Medium List 2" w:uiPriority="66"/>
+    <w:lsdException w:name="Medium Grid 1" w:uiPriority="67"/>
+    <w:lsdException w:name="Medium Grid 2" w:uiPriority="68"/>
+    <w:lsdException w:name="Medium Grid 3" w:uiPriority="69"/>
+    <w:lsdException w:name="Dark List" w:uiPriority="70"/>
+    <w:lsdException w:name="Colorful Shading" w:uiPriority="71"/>
+    <w:lsdException w:name="Colorful List" w:uiPriority="72"/>
+    <w:lsdException w:name="Colorful Grid" w:uiPriority="73"/>
+    <w:lsdException w:name="Light Shading Accent 1" w:uiPriority="60"/>
+    <w:lsdException w:name="Light List Accent 1" w:uiPriority="61"/>
+    <w:lsdException w:name="Light Grid Accent 1" w:uiPriority="62"/>
+    <w:lsdException w:name="Medium Shading 1 Accent 1" w:uiPriority="63"/>
+    <w:lsdException w:name="Medium Shading 2 Accent 1" w:uiPriority="64"/>
+    <w:lsdException w:name="Medium List 1 Accent 1" w:uiPriority="65"/>
+    <w:lsdException w:name="Revision" w:semiHidden="1"/>
+    <w:lsdException w:name="List Paragraph" w:uiPriority="34" w:qFormat="1"/>
+    <w:lsdException w:name="Quote" w:uiPriority="29" w:qFormat="1"/>
+    <w:lsdException w:name="Intense Quote" w:uiPriority="30" w:qFormat="1"/>
+    <w:lsdException w:name="Medium List 2 Accent 1" w:uiPriority="66"/>
+    <w:lsdException w:name="Medium Grid 1 Accent 1" w:uiPriority="67"/>
+    <w:lsdException w:name="Medium Grid 2 Accent 1" w:uiPriority="68"/>
+    <w:lsdException w:name="Medium Grid 3 Accent 1" w:uiPriority="69"/>
+    <w:lsdException w:name="Dark List Accent 1" w:uiPriority="70"/>
+    <w:lsdException w:name="Colorful Shading Accent 1" w:uiPriority="71"/>
+    <w:lsdException w:name="Colorful List Accent 1" w:uiPriority="72"/>
+    <w:lsdException w:name="Colorful Grid Accent 1" w:uiPriority="73"/>
+    <w:lsdException w:name="Light Shading Accent 2" w:uiPriority="60"/>
+    <w:lsdException w:name="Light List Accent 2" w:uiPriority="61"/>
+    <w:lsdException w:name="Light Grid Accent 2" w:uiPriority="62"/>
+    <w:lsdException w:name="Medium Shading 1 Accent 2" w:uiPriority="63"/>
+    <w:lsdException w:name="Medium Shading 2 Accent 2" w:uiPriority="64"/>
+    <w:lsdException w:name="Medium List 1 Accent 2" w:uiPriority="65"/>
+    <w:lsdException w:name="Medium List 2 Accent 2" w:uiPriority="66"/>
+    <w:lsdException w:name="Medium Grid 1 Accent 2" w:uiPriority="67"/>
+    <w:lsdException w:name="Medium Grid 2 Accent 2" w:uiPriority="68"/>
+    <w:lsdException w:name="Medium Grid 3 Accent 2" w:uiPriority="69"/>
+    <w:lsdException w:name="Dark List Accent 2" w:uiPriority="70"/>
+    <w:lsdException w:name="Colorful Shading Accent 2" w:uiPriority="71"/>
+    <w:lsdException w:name="Colorful List Accent 2" w:uiPriority="72"/>
+    <w:lsdException w:name="Colorful Grid Accent 2" w:uiPriority="73"/>
+    <w:lsdException w:name="Light Shading Accent 3" w:uiPriority="60"/>
+    <w:lsdException w:name="Light List Accent 3" w:uiPriority="61"/>
+    <w:lsdException w:name="Light Grid Accent 3" w:uiPriority="62"/>
+    <w:lsdException w:name="Medium Shading 1 Accent 3" w:uiPriority="63"/>
+    <w:lsdException w:name="Medium Shading 2 Accent 3" w:uiPriority="64"/>
+    <w:lsdException w:name="Medium List 1 Accent 3" w:uiPriority="65"/>
+    <w:lsdException w:name="Medium List 2 Accent 3" w:uiPriority="66"/>
+    <w:lsdException w:name="Medium Grid 1 Accent 3" w:uiPriority="67"/>
+    <w:lsdException w:name="Medium Grid 2 Accent 3" w:uiPriority="68"/>
+    <w:lsdException w:name="Medium Grid 3 Accent 3" w:uiPriority="69"/>
+    <w:lsdException w:name="Dark List Accent 3" w:uiPriority="70"/>
+    <w:lsdException w:name="Colorful Shading Accent 3" w:uiPriority="71"/>
+    <w:lsdException w:name="Colorful List Accent 3" w:uiPriority="72"/>
+    <w:lsdException w:name="Colorful Grid Accent 3" w:uiPriority="73"/>
+    <w:lsdException w:name="Light Shading Accent 4" w:uiPriority="60"/>
+    <w:lsdException w:name="Light List Accent 4" w:uiPriority="61"/>
+    <w:lsdException w:name="Light Grid Accent 4" w:uiPriority="62"/>
+    <w:lsdException w:name="Medium Shading 1 Accent 4" w:uiPriority="63"/>
+    <w:lsdException w:name="Medium Shading 2 Accent 4" w:uiPriority="64"/>
+    <w:lsdException w:name="Medium List 1 Accent 4" w:uiPriority="65"/>
+    <w:lsdException w:name="Medium List 2 Accent 4" w:uiPriority="66"/>
+    <w:lsdException w:name="Medium Grid 1 Accent 4" w:uiPriority="67"/>
+    <w:lsdException w:name="Medium Grid 2 Accent 4" w:uiPriority="68"/>
+    <w:lsdException w:name="Medium Grid 3 Accent 4" w:uiPriority="69"/>
+    <w:lsdException w:name="Dark List Accent 4" w:uiPriority="70"/>
+    <w:lsdException w:name="Colorful Shading Accent 4" w:uiPriority="71"/>
+    <w:lsdException w:name="Colorful List Accent 4" w:uiPriority="72"/>
+    <w:lsdException w:name="Colorful Grid Accent 4" w:uiPriority="73"/>
+    <w:lsdException w:name="Light Shading Accent 5" w:uiPriority="60"/>
+    <w:lsdException w:name="Light List Accent 5" w:uiPriority="61"/>
+    <w:lsdException w:name="Light Grid Accent 5" w:uiPriority="62"/>
+    <w:lsdException w:name="Medium Shading 1 Accent 5" w:uiPriority="63"/>
+    <w:lsdException w:name="Medium Shading 2 Accent 5" w:uiPriority="64"/>
+    <w:lsdException w:name="Medium List 1 Accent 5" w:uiPriority="65"/>
+    <w:lsdException w:name="Medium List 2 Accent 5" w:uiPriority="66"/>
+    <w:lsdException w:name="Medium Grid 1 Accent 5" w:uiPriority="67"/>
+    <w:lsdException w:name="Medium Grid 2 Accent 5" w:uiPriority="68"/>
+    <w:lsdException w:name="Medium Grid 3 Accent 5" w:uiPriority="69"/>
+    <w:lsdException w:name="Dark List Accent 5" w:uiPriority="70"/>
+    <w:lsdException w:name="Colorful Shading Accent 5" w:uiPriority="71"/>
+    <w:lsdException w:name="Colorful List Accent 5" w:uiPriority="72"/>
+    <w:lsdException w:name="Colorful Grid Accent 5" w:uiPriority="73"/>
+    <w:lsdException w:name="Light Shading Accent 6" w:uiPriority="60"/>
+    <w:lsdException w:name="Light List Accent 6" w:uiPriority="61"/>
+    <w:lsdException w:name="Light Grid Accent 6" w:uiPriority="62"/>
+    <w:lsdException w:name="Medium Shading 1 Accent 6" w:uiPriority="63"/>
+    <w:lsdException w:name="Medium Shading 2 Accent 6" w:uiPriority="64"/>
+    <w:lsdException w:name="Medium List 1 Accent 6" w:uiPriority="65"/>
+    <w:lsdException w:name="Medium List 2 Accent 6" w:uiPriority="66"/>
+    <w:lsdException w:name="Medium Grid 1 Accent 6" w:uiPriority="67"/>
+    <w:lsdException w:name="Medium Grid 2 Accent 6" w:uiPriority="68"/>
+    <w:lsdException w:name="Medium Grid 3 Accent 6" w:uiPriority="69"/>
+    <w:lsdException w:name="Dark List Accent 6" w:uiPriority="70"/>
+    <w:lsdException w:name="Colorful Shading Accent 6" w:uiPriority="71"/>
+    <w:lsdException w:name="Colorful List Accent 6" w:uiPriority="72"/>
+    <w:lsdException w:name="Colorful Grid Accent 6" w:uiPriority="73"/>
+    <w:lsdException w:name="Subtle Emphasis" w:uiPriority="19" w:qFormat="1"/>
+    <w:lsdException w:name="Intense Emphasis" w:uiPriority="21" w:qFormat="1"/>
+    <w:lsdException w:name="Subtle Reference" w:uiPriority="31" w:qFormat="1"/>
+    <w:lsdException w:name="Intense Reference" w:uiPriority="32" w:qFormat="1"/>
+    <w:lsdException w:name="Book Title" w:uiPriority="33" w:qFormat="1"/>
+    <w:lsdException w:name="Bibliography" w:semiHidden="1" w:uiPriority="37" w:unhideWhenUsed="1"/>
+    <w:lsdException w:name="TOC Heading" w:semiHidden="1" w:uiPriority="39" w:unhideWhenUsed="1" w:qFormat="1"/>
+    <w:lsdException w:name="Plain Table 1" w:uiPriority="41"/>
+    <w:lsdException w:name="Plain Table 2" w:uiPriority="42"/>
+    <w:lsdException w:name="Plain Table 3" w:uiPriority="43"/>
+    <w:lsdException w:name="Plain Table 4" w:uiPriority="44"/>
+    <w:lsdException w:name="Plain Table 5" w:uiPriority="45"/>
+    <w:lsdException w:name="Grid Table Light" w:uiPriority="40"/>
+    <w:lsdException w:name="Grid Table 1 Light" w:uiPriority="46"/>
+    <w:lsdException w:name="Grid Table 2" w:uiPriority="47"/>
+    <w:lsdException w:name="Grid Table 3" w:uiPriority="48"/>
+    <w:lsdException w:name="Grid Table 4" w:uiPriority="49"/>
+    <w:lsdException w:name="Grid Table 5 Dark" w:uiPriority="50"/>
+    <w:lsdException w:name="Grid Table 6 Colorful" w:uiPriority="51"/>
+    <w:lsdException w:name="Grid Table 7 Colorful" w:uiPriority="52"/>
+    <w:lsdException w:name="Grid Table 1 Light Accent 1" w:uiPriority="46"/>
+    <w:lsdException w:name="Grid Table 2 Accent 1" w:uiPriority="47"/>
+    <w:lsdException w:name="Grid Table 3 Accent 1" w:uiPriority="48"/>
+    <w:lsdException w:name="Grid Table 4 Accent 1" w:uiPriority="49"/>
+    <w:lsdException w:name="Grid Table 5 Dark Accent 1" w:uiPriority="50"/>
+    <w:lsdException w:name="Grid Table 6 Colorful Accent 1" w:uiPriority="51"/>
+    <w:lsdException w:name="Grid Table 7 Colorful Accent 1" w:uiPriority="52"/>
+    <w:lsdException w:name="Grid Table 1 Light Accent 2" w:uiPriority="46"/>
+    <w:lsdException w:name="Grid Table 2 Accent 2" w:uiPriority="47"/>
+    <w:lsdException w:name="Grid Table 3 Accent 2" w:uiPriority="48"/>
+    <w:lsdException w:name="Grid Table 4 Accent 2" w:uiPriority="49"/>
+    <w:lsdException w:name="Grid Table 5 Dark Accent 2" w:uiPriority="50"/>
+    <w:lsdException w:name="Grid Table 6 Colorful Accent 2" w:uiPriority="51"/>
+    <w:lsdException w:name="Grid Table 7 Colorful Accent 2" w:uiPriority="52"/>
+    <w:lsdException w:name="Grid Table 1 Light Accent 3" w:uiPriority="46"/>
+    <w:lsdException w:name="Grid Table 2 Accent 3" w:uiPriority="47"/>
+    <w:lsdException w:name="Grid Table 3 Accent 3" w:uiPriority="48"/>
+    <w:lsdException w:name="Grid Table 4 Accent 3" w:uiPriority="49"/>
+    <w:lsdException w:name="Grid Table 5 Dark Accent 3" w:uiPriority="50"/>
+    <w:lsdException w:name="Grid Table 6 Colorful Accent 3" w:uiPriority="51"/>
+    <w:lsdException w:name="Grid Table 7 Colorful Accent 3" w:uiPriority="52"/>
+    <w:lsdException w:name="Grid Table 1 Light Accent 4" w:uiPriority="46"/>
+    <w:lsdException w:name="Grid Table 2 Accent 4" w:uiPriority="47"/>
+    <w:lsdException w:name="Grid Table 3 Accent 4" w:uiPriority="48"/>
+    <w:lsdException w:name="Grid Table 4 Accent 4" w:uiPriority="49"/>
+    <w:lsdException w:name="Grid Table 5 Dark Accent 4" w:uiPriority="50"/>
+    <w:lsdException w:name="Grid Table 6 Colorful Accent 4" w:uiPriority="51"/>
+    <w:lsdException w:name="Grid Table 7 Colorful Accent 4" w:uiPriority="52"/>
+    <w:lsdException w:name="Grid Table 1 Light Accent 5" w:uiPriority="46"/>
+    <w:lsdException w:name="Grid Table 2 Accent 5" w:uiPriority="47"/>
+    <w:lsdException w:name="Grid Table 3 Accent 5" w:uiPriority="48"/>
+    <w:lsdException w:name="Grid Table 4 Accent 5" w:uiPriority="49"/>
+    <w:lsdException w:name="Grid Table 5 Dark Accent 5" w:uiPriority="50"/>
+    <w:lsdException w:name="Grid Table 6 Colorful Accent 5" w:uiPriority="51"/>
+    <w:lsdException w:name="Grid Table 7 Colorful Accent 5" w:uiPriority="52"/>
+    <w:lsdException w:name="Grid Table 1 Light Accent 6" w:uiPriority="46"/>
+    <w:lsdException w:name="Grid Table 2 Accent 6" w:uiPriority="47"/>
+    <w:lsdException w:name="Grid Table 3 Accent 6" w:uiPriority="48"/>
+    <w:lsdException w:name="Grid Table 4 Accent 6" w:uiPriority="49"/>
+    <w:lsdException w:name="Grid Table 5 Dark Accent 6" w:uiPriority="50"/>
+    <w:lsdException w:name="Grid Table 6 Colorful Accent 6" w:uiPriority="51"/>
+    <w:lsdException w:name="Grid Table 7 Colorful Accent 6" w:uiPriority="52"/>
+    <w:lsdException w:name="List Table 1 Light" w:uiPriority="46"/>
+    <w:lsdException w:name="List Table 2" w:uiPriority="47"/>
+    <w:lsdException w:name="List Table 3" w:uiPriority="48"/>
+    <w:lsdException w:name="List Table 4" w:uiPriority="49"/>
+    <w:lsdException w:name="List Table 5 Dark" w:uiPriority="50"/>
+    <w:lsdException w:name="List Table 6 Colorful" w:uiPriority="51"/>
+    <w:lsdException w:name="List Table 7 Colorful" w:uiPriority="52"/>
+    <w:lsdException w:name="List Table 1 Light Accent 1" w:uiPriority="46"/>
+    <w:lsdException w:name="List Table 2 Accent 1" w:uiPriority="47"/>
+    <w:lsdException w:name="List Table 3 Accent 1" w:uiPriority="48"/>
+    <w:lsdException w:name="List Table 4 Accent 1" w:uiPriority="49"/>
+    <w:lsdException w:name="List Table 5 Dark Accent 1" w:uiPriority="50"/>
+    <w:lsdException w:name="List Table 6 Colorful Accent 1" w:uiPriority="51"/>
+    <w:lsdException w:name="List Table 7 Colorful Accent 1" w:uiPriority="52"/>
+    <w:lsdException w:name="List Table 1 Light Accent 2" w:uiPriority="46"/>
+    <w:lsdException w:name="List Table 2 Accent 2" w:uiPriority="47"/>
+    <w:lsdException w:name="List Table 3 Accent 2" w:uiPriority="48"/>
+    <w:lsdException w:name="List Table 4 Accent 2" w:uiPriority="49"/>
+    <w:lsdException w:name="List Table 5 Dark Accent 2" w:uiPriority="50"/>
+    <w:lsdException w:name="List Table 6 Colorful Accent 2" w:uiPriority="51"/>
+    <w:lsdException w:name="List Table 7 Colorful Accent 2" w:uiPriority="52"/>
+    <w:lsdException w:name="List Table 1 Light Accent 3" w:uiPriority="46"/>
+    <w:lsdException w:name="List Table 2 Accent 3" w:uiPriority="47"/>
+    <w:lsdException w:name="List Table 3 Accent 3" w:uiPriority="48"/>
+    <w:lsdException w:name="List Table 4 Accent 3" w:uiPriority="49"/>
+    <w:lsdException w:name="List Table 5 Dark Accent 3" w:uiPriority="50"/>
+    <w:lsdException w:name="List Table 6 Colorful Accent 3" w:uiPriority="51"/>
+    <w:lsdException w:name="List Table 7 Colorful Accent 3" w:uiPriority="52"/>
+    <w:lsdException w:name="List Table 1 Light Accent 4" w:uiPriority="46"/>
+    <w:lsdException w:name="List Table 2 Accent 4" w:uiPriority="47"/>
+    <w:lsdException w:name="List Table 3 Accent 4" w:uiPriority="48"/>
+    <w:lsdException w:name="List Table 4 Accent 4" w:uiPriority="49"/>
+    <w:lsdException w:name="List Table 5 Dark Accent 4" w:uiPriority="50"/>
+    <w:lsdException w:name="List Table 6 Colorful Accent 4" w:uiPriority="51"/>
+    <w:lsdException w:name="List Table 7 Colorful Accent 4" w:uiPriority="52"/>
+    <w:lsdException w:name="List Table 1 Light Accent 5" w:uiPriority="46"/>
+    <w:lsdException w:name="List Table 2 Accent 5" w:uiPriority="47"/>
+    <w:lsdException w:name="List Table 3 Accent 5" w:uiPriority="48"/>
+    <w:lsdException w:name="List Table 4 Accent 5" w:uiPriority="49"/>
+    <w:lsdException w:name="List Table 5 Dark Accent 5" w:uiPriority="50"/>
+    <w:lsdException w:name="List Table 6 Colorful Accent 5" w:uiPriority="51"/>
+    <w:lsdException w:name="List Table 7 Colorful Accent 5" w:uiPriority="52"/>
+    <w:lsdException w:name="List Table 1 Light Accent 6" w:uiPriority="46"/>
+    <w:lsdException w:name="List Table 2 Accent 6" w:uiPriority="47"/>
+    <w:lsdException w:name="List Table 3 Accent 6" w:uiPriority="48"/>
+    <w:lsdException w:name="List Table 4 Accent 6" w:uiPriority="49"/>
+    <w:lsdException w:name="List Table 5 Dark Accent 6" w:uiPriority="50"/>
+    <w:lsdException w:name="List Table 6 Colorful Accent 6" w:uiPriority="51"/>
+    <w:lsdException w:name="List Table 7 Colorful Accent 6" w:uiPriority="52"/>
+    <w:lsdException w:name="Mention" w:semiHidden="1" w:unhideWhenUsed="1"/>
+    <w:lsdException w:name="Smart Hyperlink" w:semiHidden="1" w:unhideWhenUsed="1"/>
+    <w:lsdException w:name="Hashtag" w:semiHidden="1" w:unhideWhenUsed="1"/>
+    <w:lsdException w:name="Unresolved Mention" w:semiHidden="1" w:unhideWhenUsed="1"/>
+    <w:lsdException w:name="Smart Link" w:semiHidden="1" w:unhideWhenUsed="1"/>
+  </w:latentStyles>
+  <w:style w:type="paragraph" w:default="1" w:styleId="Normale">
+    <w:name w:val="Normal"/>
     <w:qFormat/>
+  </w:style>
+  <w:style w:type="paragraph" w:styleId="Titolo1">
+    <w:name w:val="heading 1"/>
+    <w:uiPriority w:val="9"/>
+    <w:qFormat/>
+    <w:pPr>
+      <w:spacing w:before="280" w:after="140"/>
+      <w:outlineLvl w:val="0"/>
+    </w:pPr>
     <w:rPr>
-      <w:sz w:val="56"/>
-      <w:szCs w:val="56"/>
+      <w:b/>
+      <w:bCs/>
+      <w:color w:val="1F4E79"/>
+      <w:sz w:val="28"/>
+      <w:szCs w:val="28"/>
     </w:rPr>
   </w:style>
-  <w:style w:type="paragraph" w:styleId="Heading1">
-    <w:name w:val="Heading 1"/>
-    <w:basedOn w:val="Normal"/>
-    <w:next w:val="Normal"/>
+  <w:style w:type="paragraph" w:styleId="Titolo2">
+    <w:name w:val="heading 2"/>
+    <w:uiPriority w:val="9"/>
+    <w:semiHidden/>
+    <w:unhideWhenUsed/>
     <w:qFormat/>
+    <w:pPr>
+      <w:spacing w:before="200" w:after="100"/>
+      <w:outlineLvl w:val="1"/>
+    </w:pPr>
     <w:rPr>
-      <w:color w:val="2E74B5"/>
-      <w:sz w:val="32"/>
-      <w:szCs w:val="32"/>
+      <w:b/>
+      <w:bCs/>
+      <w:color w:val="000000"/>
+      <w:sz w:val="24"/>
+      <w:szCs w:val="24"/>
     </w:rPr>
   </w:style>
-  <w:style w:type="paragraph" w:styleId="Heading2">
-    <w:name w:val="Heading 2"/>
-    <w:basedOn w:val="Normal"/>
-    <w:next w:val="Normal"/>
+  <w:style w:type="paragraph" w:styleId="Titolo3">
+    <w:name w:val="heading 3"/>
+    <w:uiPriority w:val="9"/>
+    <w:semiHidden/>
+    <w:unhideWhenUsed/>
     <w:qFormat/>
-    <w:rPr>
-      <w:color w:val="2E74B5"/>
-      <w:sz w:val="26"/>
-      <w:szCs w:val="26"/>
-    </w:rPr>
-  </w:style>
-  <w:style w:type="paragraph" w:styleId="Heading3">
-    <w:name w:val="Heading 3"/>
-    <w:basedOn w:val="Normal"/>
-    <w:next w:val="Normal"/>
-    <w:qFormat/>
+    <w:pPr>
+      <w:outlineLvl w:val="2"/>
+    </w:pPr>
     <w:rPr>
       <w:color w:val="1F4D78"/>
       <w:sz w:val="24"/>
       <w:szCs w:val="24"/>
     </w:rPr>
   </w:style>
-  <w:style w:type="paragraph" w:styleId="Heading4">
-    <w:name w:val="Heading 4"/>
-    <w:basedOn w:val="Normal"/>
-    <w:next w:val="Normal"/>
+  <w:style w:type="paragraph" w:styleId="Titolo4">
+    <w:name w:val="heading 4"/>
+    <w:uiPriority w:val="9"/>
+    <w:semiHidden/>
+    <w:unhideWhenUsed/>
     <w:qFormat/>
+    <w:pPr>
+      <w:outlineLvl w:val="3"/>
+    </w:pPr>
     <w:rPr>
       <w:i/>
       <w:iCs/>
       <w:color w:val="2E74B5"/>
     </w:rPr>
   </w:style>
-  <w:style w:type="paragraph" w:styleId="Heading5">
-    <w:name w:val="Heading 5"/>
-    <w:basedOn w:val="Normal"/>
-    <w:next w:val="Normal"/>
+  <w:style w:type="paragraph" w:styleId="Titolo5">
+    <w:name w:val="heading 5"/>
+    <w:uiPriority w:val="9"/>
+    <w:semiHidden/>
+    <w:unhideWhenUsed/>
     <w:qFormat/>
+    <w:pPr>
+      <w:outlineLvl w:val="4"/>
+    </w:pPr>
     <w:rPr>
       <w:color w:val="2E74B5"/>
     </w:rPr>
   </w:style>
-  <w:style w:type="paragraph" w:styleId="Heading6">
-    <w:name w:val="Heading 6"/>
-    <w:basedOn w:val="Normal"/>
-    <w:next w:val="Normal"/>
+  <w:style w:type="paragraph" w:styleId="Titolo6">
+    <w:name w:val="heading 6"/>
+    <w:uiPriority w:val="9"/>
+    <w:semiHidden/>
+    <w:unhideWhenUsed/>
     <w:qFormat/>
+    <w:pPr>
+      <w:outlineLvl w:val="5"/>
+    </w:pPr>
     <w:rPr>
       <w:color w:val="1F4D78"/>
     </w:rPr>
   </w:style>
-  <w:style w:type="paragraph" w:styleId="Strong">
-    <w:name w:val="Strong"/>
-    <w:basedOn w:val="Normal"/>
-    <w:next w:val="Normal"/>
+  <w:style w:type="character" w:default="1" w:styleId="Carpredefinitoparagrafo">
+    <w:name w:val="Default Paragraph Font"/>
+    <w:uiPriority w:val="1"/>
+    <w:semiHidden/>
+    <w:unhideWhenUsed/>
+  </w:style>
+  <w:style w:type="table" w:default="1" w:styleId="Tabellanormale">
+    <w:name w:val="Normal Table"/>
+    <w:uiPriority w:val="99"/>
+    <w:semiHidden/>
+    <w:unhideWhenUsed/>
+    <w:tblPr>
+      <w:tblInd w:w="0" w:type="dxa"/>
+      <w:tblCellMar>
+        <w:top w:w="0" w:type="dxa"/>
+        <w:left w:w="108" w:type="dxa"/>
+        <w:bottom w:w="0" w:type="dxa"/>
+        <w:right w:w="108" w:type="dxa"/>
+      </w:tblCellMar>
+    </w:tblPr>
+  </w:style>
+  <w:style w:type="numbering" w:default="1" w:styleId="Nessunelenco">
+    <w:name w:val="No List"/>
+    <w:uiPriority w:val="99"/>
+    <w:semiHidden/>
+    <w:unhideWhenUsed/>
+  </w:style>
+  <w:style w:type="paragraph" w:styleId="Titolo">
+    <w:name w:val="Title"/>
+    <w:uiPriority w:val="10"/>
+    <w:qFormat/>
+    <w:pPr>
+      <w:spacing w:after="60"/>
+    </w:pPr>
+    <w:rPr>
+      <w:b/>
+      <w:bCs/>
+      <w:color w:val="1F4E79"/>
+      <w:sz w:val="44"/>
+      <w:szCs w:val="44"/>
+    </w:rPr>
+  </w:style>
+  <w:style w:type="paragraph" w:customStyle="1" w:styleId="Enfasigrassetto1">
+    <w:name w:val="Enfasi (grassetto)1"/>
     <w:qFormat/>
     <w:rPr>
       <w:b/>
       <w:bCs/>
     </w:rPr>
   </w:style>
-  <w:style w:type="paragraph" w:styleId="ListParagraph">
+  <w:style w:type="paragraph" w:styleId="Paragrafoelenco">
     <w:name w:val="List Paragraph"/>
-    <w:basedOn w:val="Normal"/>
     <w:qFormat/>
   </w:style>
-  <w:style w:type="character" w:styleId="Hyperlink">
+  <w:style w:type="character" w:styleId="Collegamentoipertestuale">
     <w:name w:val="Hyperlink"/>
-    <w:basedOn w:val="DefaultParagraphFont"/>
     <w:uiPriority w:val="99"/>
     <w:unhideWhenUsed/>
     <w:rPr>
@@ -1322,9 +2057,8 @@
       <w:u w:val="single"/>
     </w:rPr>
   </w:style>
-  <w:style w:type="character" w:styleId="FootnoteReference">
+  <w:style w:type="character" w:styleId="Rimandonotaapidipagina">
     <w:name w:val="footnote reference"/>
-    <w:basedOn w:val="DefaultParagraphFont"/>
     <w:uiPriority w:val="99"/>
     <w:semiHidden/>
     <w:unhideWhenUsed/>
@@ -1332,25 +2066,9 @@
       <w:vertAlign w:val="superscript"/>
     </w:rPr>
   </w:style>
-  <w:style w:type="paragraph" w:styleId="FootnoteText">
+  <w:style w:type="paragraph" w:styleId="Testonotaapidipagina">
     <w:name w:val="footnote text"/>
-    <w:basedOn w:val="Normal"/>
-    <w:link w:val="FootnoteTextChar"/>
-    <w:uiPriority w:val="99"/>
-    <w:semiHidden/>
-    <w:unhideWhenUsed/>
-    <w:pPr>
-      <w:spacing w:after="0" w:line="240" w:lineRule="auto"/>
-    </w:pPr>
-    <w:rPr>
-      <w:sz w:val="20"/>
-      <w:szCs w:val="20"/>
-    </w:rPr>
-  </w:style>
-  <w:style w:type="character" w:styleId="FootnoteTextChar">
-    <w:name w:val="Footnote Text Char"/>
-    <w:basedOn w:val="DefaultParagraphFont"/>
-    <w:link w:val="FootnoteText"/>
+    <w:link w:val="TestonotaapidipaginaCarattere"/>
     <w:uiPriority w:val="99"/>
     <w:semiHidden/>
     <w:unhideWhenUsed/>
@@ -1359,35 +2077,9 @@
       <w:szCs w:val="20"/>
     </w:rPr>
   </w:style>
-  <w:style w:type="character" w:styleId="EndnoteReference">
-    <w:name w:val="endnote reference"/>
-    <w:basedOn w:val="DefaultParagraphFont"/>
-    <w:uiPriority w:val="99"/>
-    <w:semiHidden/>
-    <w:unhideWhenUsed/>
-    <w:rPr>
-      <w:vertAlign w:val="superscript"/>
-    </w:rPr>
-  </w:style>
-  <w:style w:type="paragraph" w:styleId="EndnoteText">
-    <w:name w:val="endnote text"/>
-    <w:basedOn w:val="Normal"/>
-    <w:link w:val="EndnoteTextChar"/>
-    <w:uiPriority w:val="99"/>
-    <w:semiHidden/>
-    <w:unhideWhenUsed/>
-    <w:pPr>
-      <w:spacing w:after="0" w:line="240" w:lineRule="auto"/>
-    </w:pPr>
-    <w:rPr>
-      <w:sz w:val="20"/>
-      <w:szCs w:val="20"/>
-    </w:rPr>
-  </w:style>
-  <w:style w:type="character" w:styleId="EndnoteTextChar">
-    <w:name w:val="Endnote Text Char"/>
-    <w:basedOn w:val="DefaultParagraphFont"/>
-    <w:link w:val="EndnoteText"/>
+  <w:style w:type="character" w:customStyle="1" w:styleId="TestonotaapidipaginaCarattere">
+    <w:name w:val="Testo nota a piè di pagina Carattere"/>
+    <w:link w:val="Testonotaapidipagina"/>
     <w:uiPriority w:val="99"/>
     <w:semiHidden/>
     <w:unhideWhenUsed/>
@@ -1396,57 +2088,393 @@
       <w:szCs w:val="20"/>
     </w:rPr>
   </w:style>
-  <w:style w:type="paragraph" w:styleId="Title">
-    <w:name w:val="Title"/>
-    <w:basedOn w:val="Normal"/>
-    <w:next w:val="Normal"/>
-    <w:pPr>
-      <w:spacing w:after="60"/>
-    </w:pPr>
+  <w:style w:type="character" w:styleId="Rimandonotadichiusura">
+    <w:name w:val="endnote reference"/>
+    <w:uiPriority w:val="99"/>
+    <w:semiHidden/>
+    <w:unhideWhenUsed/>
     <w:rPr>
-      <w:rFonts w:ascii="Arial" w:cs="Arial" w:eastAsia="Arial" w:hAnsi="Arial"/>
-      <w:b/>
-      <w:bCs/>
-      <w:color w:val="1F4E79"/>
-      <w:sz w:val="44"/>
-      <w:szCs w:val="44"/>
+      <w:vertAlign w:val="superscript"/>
     </w:rPr>
   </w:style>
-  <w:style w:type="paragraph" w:styleId="Heading1">
-    <w:name w:val="Heading 1"/>
-    <w:basedOn w:val="Normal"/>
-    <w:next w:val="Normal"/>
-    <w:qFormat/>
-    <w:pPr>
-      <w:spacing w:after="140" w:before="280"/>
-      <w:outlineLvl w:val="0"/>
-    </w:pPr>
+  <w:style w:type="paragraph" w:styleId="Testonotadichiusura">
+    <w:name w:val="endnote text"/>
+    <w:link w:val="TestonotadichiusuraCarattere"/>
+    <w:uiPriority w:val="99"/>
+    <w:semiHidden/>
+    <w:unhideWhenUsed/>
     <w:rPr>
-      <w:rFonts w:ascii="Arial" w:cs="Arial" w:eastAsia="Arial" w:hAnsi="Arial"/>
-      <w:b/>
-      <w:bCs/>
-      <w:color w:val="1F4E79"/>
-      <w:sz w:val="28"/>
-      <w:szCs w:val="28"/>
+      <w:sz w:val="20"/>
+      <w:szCs w:val="20"/>
     </w:rPr>
   </w:style>
-  <w:style w:type="paragraph" w:styleId="Heading2">
-    <w:name w:val="Heading 2"/>
-    <w:basedOn w:val="Normal"/>
-    <w:next w:val="Normal"/>
-    <w:qFormat/>
-    <w:pPr>
-      <w:spacing w:after="100" w:before="200"/>
-      <w:outlineLvl w:val="1"/>
-    </w:pPr>
+  <w:style w:type="character" w:customStyle="1" w:styleId="TestonotadichiusuraCarattere">
+    <w:name w:val="Testo nota di chiusura Carattere"/>
+    <w:link w:val="Testonotadichiusura"/>
+    <w:uiPriority w:val="99"/>
+    <w:semiHidden/>
+    <w:unhideWhenUsed/>
     <w:rPr>
-      <w:rFonts w:ascii="Arial" w:cs="Arial" w:eastAsia="Arial" w:hAnsi="Arial"/>
-      <w:b/>
-      <w:bCs/>
-      <w:color w:val="000000"/>
-      <w:sz w:val="24"/>
-      <w:szCs w:val="24"/>
+      <w:sz w:val="20"/>
+      <w:szCs w:val="20"/>
     </w:rPr>
   </w:style>
+  <w:style w:type="paragraph" w:styleId="Intestazione">
+    <w:name w:val="header"/>
+    <w:basedOn w:val="Normale"/>
+    <w:link w:val="IntestazioneCarattere"/>
+    <w:uiPriority w:val="99"/>
+    <w:unhideWhenUsed/>
+    <w:rsid w:val="00010664"/>
+    <w:pPr>
+      <w:tabs>
+        <w:tab w:val="center" w:pos="4819"/>
+        <w:tab w:val="right" w:pos="9638"/>
+      </w:tabs>
+    </w:pPr>
+  </w:style>
+  <w:style w:type="character" w:customStyle="1" w:styleId="IntestazioneCarattere">
+    <w:name w:val="Intestazione Carattere"/>
+    <w:basedOn w:val="Carpredefinitoparagrafo"/>
+    <w:link w:val="Intestazione"/>
+    <w:uiPriority w:val="99"/>
+    <w:rsid w:val="00010664"/>
+  </w:style>
+  <w:style w:type="paragraph" w:styleId="Pidipagina">
+    <w:name w:val="footer"/>
+    <w:basedOn w:val="Normale"/>
+    <w:link w:val="PidipaginaCarattere"/>
+    <w:uiPriority w:val="99"/>
+    <w:unhideWhenUsed/>
+    <w:rsid w:val="00010664"/>
+    <w:pPr>
+      <w:tabs>
+        <w:tab w:val="center" w:pos="4819"/>
+        <w:tab w:val="right" w:pos="9638"/>
+      </w:tabs>
+    </w:pPr>
+  </w:style>
+  <w:style w:type="character" w:customStyle="1" w:styleId="PidipaginaCarattere">
+    <w:name w:val="Piè di pagina Carattere"/>
+    <w:basedOn w:val="Carpredefinitoparagrafo"/>
+    <w:link w:val="Pidipagina"/>
+    <w:uiPriority w:val="99"/>
+    <w:rsid w:val="00010664"/>
+  </w:style>
 </w:styles>
+</file>
+
+<file path=word/theme/theme1.xml><?xml version="1.0" encoding="utf-8"?>
+<a:theme xmlns:a="http://schemas.openxmlformats.org/drawingml/2006/main" name="Tema di Office">
+  <a:themeElements>
+    <a:clrScheme name="Office">
+      <a:dk1>
+        <a:sysClr val="windowText" lastClr="000000"/>
+      </a:dk1>
+      <a:lt1>
+        <a:sysClr val="window" lastClr="FFFFFF"/>
+      </a:lt1>
+      <a:dk2>
+        <a:srgbClr val="0E2841"/>
+      </a:dk2>
+      <a:lt2>
+        <a:srgbClr val="E8E8E8"/>
+      </a:lt2>
+      <a:accent1>
+        <a:srgbClr val="156082"/>
+      </a:accent1>
+      <a:accent2>
+        <a:srgbClr val="E97132"/>
+      </a:accent2>
+      <a:accent3>
+        <a:srgbClr val="196B24"/>
+      </a:accent3>
+      <a:accent4>
+        <a:srgbClr val="0F9ED5"/>
+      </a:accent4>
+      <a:accent5>
+        <a:srgbClr val="A02B93"/>
+      </a:accent5>
+      <a:accent6>
+        <a:srgbClr val="4EA72E"/>
+      </a:accent6>
+      <a:hlink>
+        <a:srgbClr val="467886"/>
+      </a:hlink>
+      <a:folHlink>
+        <a:srgbClr val="96607D"/>
+      </a:folHlink>
+    </a:clrScheme>
+    <a:fontScheme name="Office">
+      <a:majorFont>
+        <a:latin typeface="Aptos Display" panose="02110004020202020204"/>
+        <a:ea typeface=""/>
+        <a:cs typeface=""/>
+        <a:font script="Jpan" typeface="游ゴシック Light"/>
+        <a:font script="Hang" typeface="맑은 고딕"/>
+        <a:font script="Hans" typeface="等线 Light"/>
+        <a:font script="Hant" typeface="新細明體"/>
+        <a:font script="Arab" typeface="Times New Roman"/>
+        <a:font script="Hebr" typeface="Times New Roman"/>
+        <a:font script="Thai" typeface="Angsana New"/>
+        <a:font script="Ethi" typeface="Nyala"/>
+        <a:font script="Beng" typeface="Vrinda"/>
+        <a:font script="Gujr" typeface="Shruti"/>
+        <a:font script="Khmr" typeface="MoolBoran"/>
+        <a:font script="Knda" typeface="Tunga"/>
+        <a:font script="Guru" typeface="Raavi"/>
+        <a:font script="Cans" typeface="Euphemia"/>
+        <a:font script="Cher" typeface="Plantagenet Cherokee"/>
+        <a:font script="Yiii" typeface="Microsoft Yi Baiti"/>
+        <a:font script="Tibt" typeface="Microsoft Himalaya"/>
+        <a:font script="Thaa" typeface="MV Boli"/>
+        <a:font script="Deva" typeface="Mangal"/>
+        <a:font script="Telu" typeface="Gautami"/>
+        <a:font script="Taml" typeface="Latha"/>
+        <a:font script="Syrc" typeface="Estrangelo Edessa"/>
+        <a:font script="Orya" typeface="Kalinga"/>
+        <a:font script="Mlym" typeface="Kartika"/>
+        <a:font script="Laoo" typeface="DokChampa"/>
+        <a:font script="Sinh" typeface="Iskoola Pota"/>
+        <a:font script="Mong" typeface="Mongolian Baiti"/>
+        <a:font script="Viet" typeface="Times New Roman"/>
+        <a:font script="Uigh" typeface="Microsoft Uighur"/>
+        <a:font script="Geor" typeface="Sylfaen"/>
+        <a:font script="Armn" typeface="Arial"/>
+        <a:font script="Bugi" typeface="Leelawadee UI"/>
+        <a:font script="Bopo" typeface="Microsoft JhengHei"/>
+        <a:font script="Java" typeface="Javanese Text"/>
+        <a:font script="Lisu" typeface="Segoe UI"/>
+        <a:font script="Mymr" typeface="Myanmar Text"/>
+        <a:font script="Nkoo" typeface="Ebrima"/>
+        <a:font script="Olck" typeface="Nirmala UI"/>
+        <a:font script="Osma" typeface="Ebrima"/>
+        <a:font script="Phag" typeface="Phagspa"/>
+        <a:font script="Syrn" typeface="Estrangelo Edessa"/>
+        <a:font script="Syrj" typeface="Estrangelo Edessa"/>
+        <a:font script="Syre" typeface="Estrangelo Edessa"/>
+        <a:font script="Sora" typeface="Nirmala UI"/>
+        <a:font script="Tale" typeface="Microsoft Tai Le"/>
+        <a:font script="Talu" typeface="Microsoft New Tai Lue"/>
+        <a:font script="Tfng" typeface="Ebrima"/>
+      </a:majorFont>
+      <a:minorFont>
+        <a:latin typeface="Aptos" panose="02110004020202020204"/>
+        <a:ea typeface=""/>
+        <a:cs typeface=""/>
+        <a:font script="Jpan" typeface="游明朝"/>
+        <a:font script="Hang" typeface="맑은 고딕"/>
+        <a:font script="Hans" typeface="等线"/>
+        <a:font script="Hant" typeface="新細明體"/>
+        <a:font script="Arab" typeface="Arial"/>
+        <a:font script="Hebr" typeface="Arial"/>
+        <a:font script="Thai" typeface="Cordia New"/>
+        <a:font script="Ethi" typeface="Nyala"/>
+        <a:font script="Beng" typeface="Vrinda"/>
+        <a:font script="Gujr" typeface="Shruti"/>
+        <a:font script="Khmr" typeface="DaunPenh"/>
+        <a:font script="Knda" typeface="Tunga"/>
+        <a:font script="Guru" typeface="Raavi"/>
+        <a:font script="Cans" typeface="Euphemia"/>
+        <a:font script="Cher" typeface="Plantagenet Cherokee"/>
+        <a:font script="Yiii" typeface="Microsoft Yi Baiti"/>
+        <a:font script="Tibt" typeface="Microsoft Himalaya"/>
+        <a:font script="Thaa" typeface="MV Boli"/>
+        <a:font script="Deva" typeface="Mangal"/>
+        <a:font script="Telu" typeface="Gautami"/>
+        <a:font script="Taml" typeface="Latha"/>
+        <a:font script="Syrc" typeface="Estrangelo Edessa"/>
+        <a:font script="Orya" typeface="Kalinga"/>
+        <a:font script="Mlym" typeface="Kartika"/>
+        <a:font script="Laoo" typeface="DokChampa"/>
+        <a:font script="Sinh" typeface="Iskoola Pota"/>
+        <a:font script="Mong" typeface="Mongolian Baiti"/>
+        <a:font script="Viet" typeface="Arial"/>
+        <a:font script="Uigh" typeface="Microsoft Uighur"/>
+        <a:font script="Geor" typeface="Sylfaen"/>
+        <a:font script="Armn" typeface="Arial"/>
+        <a:font script="Bugi" typeface="Leelawadee UI"/>
+        <a:font script="Bopo" typeface="Microsoft JhengHei"/>
+        <a:font script="Java" typeface="Javanese Text"/>
+        <a:font script="Lisu" typeface="Segoe UI"/>
+        <a:font script="Mymr" typeface="Myanmar Text"/>
+        <a:font script="Nkoo" typeface="Ebrima"/>
+        <a:font script="Olck" typeface="Nirmala UI"/>
+        <a:font script="Osma" typeface="Ebrima"/>
+        <a:font script="Phag" typeface="Phagspa"/>
+        <a:font script="Syrn" typeface="Estrangelo Edessa"/>
+        <a:font script="Syrj" typeface="Estrangelo Edessa"/>
+        <a:font script="Syre" typeface="Estrangelo Edessa"/>
+        <a:font script="Sora" typeface="Nirmala UI"/>
+        <a:font script="Tale" typeface="Microsoft Tai Le"/>
+        <a:font script="Talu" typeface="Microsoft New Tai Lue"/>
+        <a:font script="Tfng" typeface="Ebrima"/>
+      </a:minorFont>
+    </a:fontScheme>
+    <a:fmtScheme name="Office">
+      <a:fillStyleLst>
+        <a:solidFill>
+          <a:schemeClr val="phClr"/>
+        </a:solidFill>
+        <a:gradFill rotWithShape="1">
+          <a:gsLst>
+            <a:gs pos="0">
+              <a:schemeClr val="phClr">
+                <a:lumMod val="110000"/>
+                <a:satMod val="105000"/>
+                <a:tint val="67000"/>
+              </a:schemeClr>
+            </a:gs>
+            <a:gs pos="50000">
+              <a:schemeClr val="phClr">
+                <a:lumMod val="105000"/>
+                <a:satMod val="103000"/>
+                <a:tint val="73000"/>
+              </a:schemeClr>
+            </a:gs>
+            <a:gs pos="100000">
+              <a:schemeClr val="phClr">
+                <a:lumMod val="105000"/>
+                <a:satMod val="109000"/>
+                <a:tint val="81000"/>
+              </a:schemeClr>
+            </a:gs>
+          </a:gsLst>
+          <a:lin ang="5400000" scaled="0"/>
+        </a:gradFill>
+        <a:gradFill rotWithShape="1">
+          <a:gsLst>
+            <a:gs pos="0">
+              <a:schemeClr val="phClr">
+                <a:satMod val="103000"/>
+                <a:lumMod val="102000"/>
+                <a:tint val="94000"/>
+              </a:schemeClr>
+            </a:gs>
+            <a:gs pos="50000">
+              <a:schemeClr val="phClr">
+                <a:satMod val="110000"/>
+                <a:lumMod val="100000"/>
+                <a:shade val="100000"/>
+              </a:schemeClr>
+            </a:gs>
+            <a:gs pos="100000">
+              <a:schemeClr val="phClr">
+                <a:lumMod val="99000"/>
+                <a:satMod val="120000"/>
+                <a:shade val="78000"/>
+              </a:schemeClr>
+            </a:gs>
+          </a:gsLst>
+          <a:lin ang="5400000" scaled="0"/>
+        </a:gradFill>
+      </a:fillStyleLst>
+      <a:lnStyleLst>
+        <a:ln w="12700" cap="flat" cmpd="sng" algn="ctr">
+          <a:solidFill>
+            <a:schemeClr val="phClr"/>
+          </a:solidFill>
+          <a:prstDash val="solid"/>
+          <a:miter lim="800000"/>
+        </a:ln>
+        <a:ln w="19050" cap="flat" cmpd="sng" algn="ctr">
+          <a:solidFill>
+            <a:schemeClr val="phClr"/>
+          </a:solidFill>
+          <a:prstDash val="solid"/>
+          <a:miter lim="800000"/>
+        </a:ln>
+        <a:ln w="25400" cap="flat" cmpd="sng" algn="ctr">
+          <a:solidFill>
+            <a:schemeClr val="phClr"/>
+          </a:solidFill>
+          <a:prstDash val="solid"/>
+          <a:miter lim="800000"/>
+        </a:ln>
+      </a:lnStyleLst>
+      <a:effectStyleLst>
+        <a:effectStyle>
+          <a:effectLst/>
+        </a:effectStyle>
+        <a:effectStyle>
+          <a:effectLst/>
+        </a:effectStyle>
+        <a:effectStyle>
+          <a:effectLst>
+            <a:outerShdw blurRad="57150" dist="19050" dir="5400000" algn="ctr" rotWithShape="0">
+              <a:srgbClr val="000000">
+                <a:alpha val="63000"/>
+              </a:srgbClr>
+            </a:outerShdw>
+          </a:effectLst>
+        </a:effectStyle>
+      </a:effectStyleLst>
+      <a:bgFillStyleLst>
+        <a:solidFill>
+          <a:schemeClr val="phClr"/>
+        </a:solidFill>
+        <a:solidFill>
+          <a:schemeClr val="phClr">
+            <a:tint val="95000"/>
+            <a:satMod val="170000"/>
+          </a:schemeClr>
+        </a:solidFill>
+        <a:gradFill rotWithShape="1">
+          <a:gsLst>
+            <a:gs pos="0">
+              <a:schemeClr val="phClr">
+                <a:tint val="93000"/>
+                <a:satMod val="150000"/>
+                <a:shade val="98000"/>
+                <a:lumMod val="102000"/>
+              </a:schemeClr>
+            </a:gs>
+            <a:gs pos="50000">
+              <a:schemeClr val="phClr">
+                <a:tint val="98000"/>
+                <a:satMod val="130000"/>
+                <a:shade val="90000"/>
+                <a:lumMod val="103000"/>
+              </a:schemeClr>
+            </a:gs>
+            <a:gs pos="100000">
+              <a:schemeClr val="phClr">
+                <a:shade val="63000"/>
+                <a:satMod val="120000"/>
+              </a:schemeClr>
+            </a:gs>
+          </a:gsLst>
+          <a:lin ang="5400000" scaled="0"/>
+        </a:gradFill>
+      </a:bgFillStyleLst>
+    </a:fmtScheme>
+  </a:themeElements>
+  <a:objectDefaults>
+    <a:lnDef>
+      <a:spPr/>
+      <a:bodyPr/>
+      <a:lstStyle/>
+      <a:style>
+        <a:lnRef idx="2">
+          <a:schemeClr val="accent1"/>
+        </a:lnRef>
+        <a:fillRef idx="0">
+          <a:schemeClr val="accent1"/>
+        </a:fillRef>
+        <a:effectRef idx="1">
+          <a:schemeClr val="accent1"/>
+        </a:effectRef>
+        <a:fontRef idx="minor">
+          <a:schemeClr val="tx1"/>
+        </a:fontRef>
+      </a:style>
+    </a:lnDef>
+  </a:objectDefaults>
+  <a:extraClrSchemeLst/>
+  <a:extLst>
+    <a:ext uri="{05A4C25C-085E-4340-85A3-A5531E510DB2}">
+      <thm15:themeFamily xmlns:thm15="http://schemas.microsoft.com/office/thememl/2012/main" name="Office Theme" id="{2E142A2C-CD16-42D6-873A-C26D2A0506FA}" vid="{1BDDFF52-6CD6-40A5-AB3C-68EB2F1E4D0A}"/>
+    </a:ext>
+  </a:extLst>
+</a:theme>
 </file>